--- a/Administratif/Borang_1_Pendaftaran_TA/05. [Form B2] Bukti bebas Praktikum.docx
+++ b/Administratif/Borang_1_Pendaftaran_TA/05. [Form B2] Bukti bebas Praktikum.docx
@@ -1,6 +1,6 @@
 
 <file path=word/document.xml><?xml version="1.0" encoding="utf-8"?>
-<w:document xmlns:ve="http://schemas.openxmlformats.org/markup-compatibility/2006" xmlns:o="urn:schemas-microsoft-com:office:office" xmlns:r="http://schemas.openxmlformats.org/officeDocument/2006/relationships" xmlns:m="http://schemas.openxmlformats.org/officeDocument/2006/math" xmlns:v="urn:schemas-microsoft-com:vml" xmlns:wp="http://schemas.openxmlformats.org/drawingml/2006/wordprocessingDrawing" xmlns:w10="urn:schemas-microsoft-com:office:word" xmlns:w="http://schemas.openxmlformats.org/wordprocessingml/2006/main" xmlns:wne="http://schemas.microsoft.com/office/word/2006/wordml">
+<w:document xmlns:wpc="http://schemas.microsoft.com/office/word/2010/wordprocessingCanvas" xmlns:cx="http://schemas.microsoft.com/office/drawing/2014/chartex" xmlns:cx1="http://schemas.microsoft.com/office/drawing/2015/9/8/chartex" xmlns:cx2="http://schemas.microsoft.com/office/drawing/2015/10/21/chartex" xmlns:cx3="http://schemas.microsoft.com/office/drawing/2016/5/9/chartex" xmlns:cx4="http://schemas.microsoft.com/office/drawing/2016/5/10/chartex" xmlns:cx5="http://schemas.microsoft.com/office/drawing/2016/5/11/chartex" xmlns:cx6="http://schemas.microsoft.com/office/drawing/2016/5/12/chartex" xmlns:cx7="http://schemas.microsoft.com/office/drawing/2016/5/13/chartex" xmlns:cx8="http://schemas.microsoft.com/office/drawing/2016/5/14/chartex" xmlns:mc="http://schemas.openxmlformats.org/markup-compatibility/2006" xmlns:aink="http://schemas.microsoft.com/office/drawing/2016/ink" xmlns:am3d="http://schemas.microsoft.com/office/drawing/2017/model3d" xmlns:o="urn:schemas-microsoft-com:office:office" xmlns:r="http://schemas.openxmlformats.org/officeDocument/2006/relationships" xmlns:m="http://schemas.openxmlformats.org/officeDocument/2006/math" xmlns:v="urn:schemas-microsoft-com:vml" xmlns:wp14="http://schemas.microsoft.com/office/word/2010/wordprocessingDrawing" xmlns:wp="http://schemas.openxmlformats.org/drawingml/2006/wordprocessingDrawing" xmlns:w10="urn:schemas-microsoft-com:office:word" xmlns:w="http://schemas.openxmlformats.org/wordprocessingml/2006/main" xmlns:w14="http://schemas.microsoft.com/office/word/2010/wordml" xmlns:w15="http://schemas.microsoft.com/office/word/2012/wordml" xmlns:w16cid="http://schemas.microsoft.com/office/word/2016/wordml/cid" xmlns:w16se="http://schemas.microsoft.com/office/word/2015/wordml/symex" xmlns:wpg="http://schemas.microsoft.com/office/word/2010/wordprocessingGroup" xmlns:wpi="http://schemas.microsoft.com/office/word/2010/wordprocessingInk" xmlns:wne="http://schemas.microsoft.com/office/word/2006/wordml" xmlns:wps="http://schemas.microsoft.com/office/word/2010/wordprocessingShape" mc:Ignorable="w14 w15 w16se w16cid wp14">
   <w:body>
     <w:p>
       <w:pPr>
@@ -255,10 +255,10 @@
     </w:p>
     <w:tbl>
       <w:tblPr>
-        <w:tblStyle w:val="TableGrid"/>
+        <w:tblStyle w:val="KisiTabel"/>
         <w:tblW w:w="0" w:type="auto"/>
         <w:tblInd w:w="108" w:type="dxa"/>
-        <w:tblLook w:val="04A0"/>
+        <w:tblLook w:val="04A0" w:firstRow="1" w:lastRow="0" w:firstColumn="1" w:lastColumn="0" w:noHBand="0" w:noVBand="1"/>
       </w:tblPr>
       <w:tblGrid>
         <w:gridCol w:w="2804"/>
@@ -445,8 +445,20 @@
                 <w:color w:val="000000"/>
                 <w:lang w:val="en-US"/>
               </w:rPr>
-              <w:t>Program Studi</w:t>
-            </w:r>
+              <w:t xml:space="preserve">Program </w:t>
+            </w:r>
+            <w:proofErr w:type="spellStart"/>
+            <w:r>
+              <w:rPr>
+                <w:rFonts w:ascii="Times New Roman" w:hAnsi="Times New Roman"/>
+                <w:b/>
+                <w:bCs/>
+                <w:color w:val="000000"/>
+                <w:lang w:val="en-US"/>
+              </w:rPr>
+              <w:t>Studi</w:t>
+            </w:r>
+            <w:proofErr w:type="spellEnd"/>
           </w:p>
         </w:tc>
         <w:tc>
@@ -538,6 +550,9 @@
           <w:p>
             <w:pPr>
               <w:widowControl w:val="0"/>
+              <w:tabs>
+                <w:tab w:val="left" w:pos="5991"/>
+              </w:tabs>
               <w:autoSpaceDE w:val="0"/>
               <w:autoSpaceDN w:val="0"/>
               <w:adjustRightInd w:val="0"/>
@@ -555,14 +570,74 @@
               </w:rPr>
               <w:t xml:space="preserve">1. </w:t>
             </w:r>
-            <w:r>
-              <w:rPr>
-                <w:rFonts w:ascii="Times New Roman" w:hAnsi="Times New Roman"/>
-                <w:color w:val="000000"/>
-                <w:u w:val="single"/>
-                <w:lang w:val="en-US"/>
-              </w:rPr>
-              <w:t xml:space="preserve">Praktikum Algoritma dan Pemrograman                           </w:t>
+            <w:proofErr w:type="spellStart"/>
+            <w:r>
+              <w:rPr>
+                <w:rFonts w:ascii="Times New Roman" w:hAnsi="Times New Roman"/>
+                <w:color w:val="000000"/>
+                <w:u w:val="single"/>
+                <w:lang w:val="en-US"/>
+              </w:rPr>
+              <w:t>Praktikum</w:t>
+            </w:r>
+            <w:proofErr w:type="spellEnd"/>
+            <w:r>
+              <w:rPr>
+                <w:rFonts w:ascii="Times New Roman" w:hAnsi="Times New Roman"/>
+                <w:color w:val="000000"/>
+                <w:u w:val="single"/>
+                <w:lang w:val="en-US"/>
+              </w:rPr>
+              <w:t xml:space="preserve"> </w:t>
+            </w:r>
+            <w:proofErr w:type="spellStart"/>
+            <w:r>
+              <w:rPr>
+                <w:rFonts w:ascii="Times New Roman" w:hAnsi="Times New Roman"/>
+                <w:color w:val="000000"/>
+                <w:u w:val="single"/>
+                <w:lang w:val="en-US"/>
+              </w:rPr>
+              <w:t>Algoritma</w:t>
+            </w:r>
+            <w:proofErr w:type="spellEnd"/>
+            <w:r>
+              <w:rPr>
+                <w:rFonts w:ascii="Times New Roman" w:hAnsi="Times New Roman"/>
+                <w:color w:val="000000"/>
+                <w:u w:val="single"/>
+                <w:lang w:val="en-US"/>
+              </w:rPr>
+              <w:t xml:space="preserve"> dan </w:t>
+            </w:r>
+            <w:proofErr w:type="spellStart"/>
+            <w:r>
+              <w:rPr>
+                <w:rFonts w:ascii="Times New Roman" w:hAnsi="Times New Roman"/>
+                <w:color w:val="000000"/>
+                <w:u w:val="single"/>
+                <w:lang w:val="en-US"/>
+              </w:rPr>
+              <w:t>Pemrograman</w:t>
+            </w:r>
+            <w:proofErr w:type="spellEnd"/>
+            <w:r>
+              <w:rPr>
+                <w:rFonts w:ascii="Times New Roman" w:hAnsi="Times New Roman"/>
+                <w:color w:val="000000"/>
+                <w:u w:val="single"/>
+                <w:lang w:val="en-US"/>
+              </w:rPr>
+              <w:t xml:space="preserve">                  </w:t>
+            </w:r>
+            <w:r>
+              <w:rPr>
+                <w:rFonts w:ascii="Times New Roman" w:hAnsi="Times New Roman"/>
+                <w:color w:val="000000"/>
+                <w:u w:val="single"/>
+                <w:lang w:val="en-US"/>
+              </w:rPr>
+              <w:tab/>
             </w:r>
             <w:r>
               <w:rPr>
@@ -575,6 +650,9 @@
           <w:p>
             <w:pPr>
               <w:widowControl w:val="0"/>
+              <w:tabs>
+                <w:tab w:val="left" w:pos="5991"/>
+              </w:tabs>
               <w:autoSpaceDE w:val="0"/>
               <w:autoSpaceDN w:val="0"/>
               <w:adjustRightInd w:val="0"/>
@@ -592,14 +670,94 @@
               </w:rPr>
               <w:t xml:space="preserve">2. </w:t>
             </w:r>
-            <w:r>
-              <w:rPr>
-                <w:rFonts w:ascii="Times New Roman" w:hAnsi="Times New Roman"/>
-                <w:color w:val="000000"/>
-                <w:u w:val="single"/>
-                <w:lang w:val="en-US"/>
-              </w:rPr>
-              <w:t xml:space="preserve">Praktikum Fisika (Semua Fisika)                                          </w:t>
+            <w:proofErr w:type="spellStart"/>
+            <w:r>
+              <w:rPr>
+                <w:rFonts w:ascii="Times New Roman" w:hAnsi="Times New Roman"/>
+                <w:color w:val="000000"/>
+                <w:u w:val="single"/>
+                <w:lang w:val="en-US"/>
+              </w:rPr>
+              <w:t>Praktikum</w:t>
+            </w:r>
+            <w:proofErr w:type="spellEnd"/>
+            <w:r>
+              <w:rPr>
+                <w:rFonts w:ascii="Times New Roman" w:hAnsi="Times New Roman"/>
+                <w:color w:val="000000"/>
+                <w:u w:val="single"/>
+                <w:lang w:val="en-US"/>
+              </w:rPr>
+              <w:t xml:space="preserve"> </w:t>
+            </w:r>
+            <w:proofErr w:type="spellStart"/>
+            <w:r>
+              <w:rPr>
+                <w:rFonts w:ascii="Times New Roman" w:hAnsi="Times New Roman"/>
+                <w:color w:val="000000"/>
+                <w:u w:val="single"/>
+                <w:lang w:val="en-US"/>
+              </w:rPr>
+              <w:t>Fisika</w:t>
+            </w:r>
+            <w:proofErr w:type="spellEnd"/>
+            <w:r>
+              <w:rPr>
+                <w:rFonts w:ascii="Times New Roman" w:hAnsi="Times New Roman"/>
+                <w:color w:val="000000"/>
+                <w:u w:val="single"/>
+                <w:lang w:val="en-US"/>
+              </w:rPr>
+              <w:t xml:space="preserve"> (</w:t>
+            </w:r>
+            <w:proofErr w:type="spellStart"/>
+            <w:r>
+              <w:rPr>
+                <w:rFonts w:ascii="Times New Roman" w:hAnsi="Times New Roman"/>
+                <w:color w:val="000000"/>
+                <w:u w:val="single"/>
+                <w:lang w:val="en-US"/>
+              </w:rPr>
+              <w:t>Semua</w:t>
+            </w:r>
+            <w:proofErr w:type="spellEnd"/>
+            <w:r>
+              <w:rPr>
+                <w:rFonts w:ascii="Times New Roman" w:hAnsi="Times New Roman"/>
+                <w:color w:val="000000"/>
+                <w:u w:val="single"/>
+                <w:lang w:val="en-US"/>
+              </w:rPr>
+              <w:t xml:space="preserve"> </w:t>
+            </w:r>
+            <w:proofErr w:type="spellStart"/>
+            <w:r>
+              <w:rPr>
+                <w:rFonts w:ascii="Times New Roman" w:hAnsi="Times New Roman"/>
+                <w:color w:val="000000"/>
+                <w:u w:val="single"/>
+                <w:lang w:val="en-US"/>
+              </w:rPr>
+              <w:t>Fisika</w:t>
+            </w:r>
+            <w:proofErr w:type="spellEnd"/>
+            <w:r>
+              <w:rPr>
+                <w:rFonts w:ascii="Times New Roman" w:hAnsi="Times New Roman"/>
+                <w:color w:val="000000"/>
+                <w:u w:val="single"/>
+                <w:lang w:val="en-US"/>
+              </w:rPr>
+              <w:t>)</w:t>
+            </w:r>
+            <w:r>
+              <w:rPr>
+                <w:rFonts w:ascii="Times New Roman" w:hAnsi="Times New Roman"/>
+                <w:color w:val="000000"/>
+                <w:u w:val="single"/>
+                <w:lang w:val="en-US"/>
+              </w:rPr>
+              <w:tab/>
             </w:r>
             <w:r>
               <w:rPr>
@@ -612,6 +770,9 @@
           <w:p>
             <w:pPr>
               <w:widowControl w:val="0"/>
+              <w:tabs>
+                <w:tab w:val="left" w:pos="5991"/>
+              </w:tabs>
               <w:autoSpaceDE w:val="0"/>
               <w:autoSpaceDN w:val="0"/>
               <w:adjustRightInd w:val="0"/>
@@ -637,14 +798,54 @@
               </w:rPr>
               <w:t xml:space="preserve"> </w:t>
             </w:r>
-            <w:r>
-              <w:rPr>
-                <w:rFonts w:ascii="Times New Roman" w:hAnsi="Times New Roman"/>
-                <w:color w:val="000000"/>
-                <w:u w:val="single"/>
-                <w:lang w:val="en-US"/>
-              </w:rPr>
-              <w:t xml:space="preserve">Praktikum Rangkaian Listrik                                                 </w:t>
+            <w:proofErr w:type="spellStart"/>
+            <w:r>
+              <w:rPr>
+                <w:rFonts w:ascii="Times New Roman" w:hAnsi="Times New Roman"/>
+                <w:color w:val="000000"/>
+                <w:u w:val="single"/>
+                <w:lang w:val="en-US"/>
+              </w:rPr>
+              <w:t>Praktikum</w:t>
+            </w:r>
+            <w:proofErr w:type="spellEnd"/>
+            <w:r>
+              <w:rPr>
+                <w:rFonts w:ascii="Times New Roman" w:hAnsi="Times New Roman"/>
+                <w:color w:val="000000"/>
+                <w:u w:val="single"/>
+                <w:lang w:val="en-US"/>
+              </w:rPr>
+              <w:t xml:space="preserve"> </w:t>
+            </w:r>
+            <w:proofErr w:type="spellStart"/>
+            <w:r>
+              <w:rPr>
+                <w:rFonts w:ascii="Times New Roman" w:hAnsi="Times New Roman"/>
+                <w:color w:val="000000"/>
+                <w:u w:val="single"/>
+                <w:lang w:val="en-US"/>
+              </w:rPr>
+              <w:t>Rangkaian</w:t>
+            </w:r>
+            <w:proofErr w:type="spellEnd"/>
+            <w:r>
+              <w:rPr>
+                <w:rFonts w:ascii="Times New Roman" w:hAnsi="Times New Roman"/>
+                <w:color w:val="000000"/>
+                <w:u w:val="single"/>
+                <w:lang w:val="en-US"/>
+              </w:rPr>
+              <w:t xml:space="preserve"> Listrik                                            </w:t>
+            </w:r>
+            <w:r>
+              <w:rPr>
+                <w:rFonts w:ascii="Times New Roman" w:hAnsi="Times New Roman"/>
+                <w:color w:val="000000"/>
+                <w:u w:val="single"/>
+                <w:lang w:val="en-US"/>
+              </w:rPr>
+              <w:tab/>
             </w:r>
             <w:r>
               <w:rPr>
@@ -657,6 +858,9 @@
           <w:p>
             <w:pPr>
               <w:widowControl w:val="0"/>
+              <w:tabs>
+                <w:tab w:val="left" w:pos="5991"/>
+              </w:tabs>
               <w:autoSpaceDE w:val="0"/>
               <w:autoSpaceDN w:val="0"/>
               <w:adjustRightInd w:val="0"/>
@@ -674,14 +878,54 @@
               </w:rPr>
               <w:t xml:space="preserve">4. </w:t>
             </w:r>
-            <w:r>
-              <w:rPr>
-                <w:rFonts w:ascii="Times New Roman" w:hAnsi="Times New Roman"/>
-                <w:color w:val="000000"/>
-                <w:u w:val="single"/>
-                <w:lang w:val="en-US"/>
-              </w:rPr>
-              <w:t xml:space="preserve">Praktikum Elektronika                                                           </w:t>
+            <w:proofErr w:type="spellStart"/>
+            <w:r>
+              <w:rPr>
+                <w:rFonts w:ascii="Times New Roman" w:hAnsi="Times New Roman"/>
+                <w:color w:val="000000"/>
+                <w:u w:val="single"/>
+                <w:lang w:val="en-US"/>
+              </w:rPr>
+              <w:t>Praktikum</w:t>
+            </w:r>
+            <w:proofErr w:type="spellEnd"/>
+            <w:r>
+              <w:rPr>
+                <w:rFonts w:ascii="Times New Roman" w:hAnsi="Times New Roman"/>
+                <w:color w:val="000000"/>
+                <w:u w:val="single"/>
+                <w:lang w:val="en-US"/>
+              </w:rPr>
+              <w:t xml:space="preserve"> </w:t>
+            </w:r>
+            <w:proofErr w:type="spellStart"/>
+            <w:r>
+              <w:rPr>
+                <w:rFonts w:ascii="Times New Roman" w:hAnsi="Times New Roman"/>
+                <w:color w:val="000000"/>
+                <w:u w:val="single"/>
+                <w:lang w:val="en-US"/>
+              </w:rPr>
+              <w:t>Elektronika</w:t>
+            </w:r>
+            <w:proofErr w:type="spellEnd"/>
+            <w:r>
+              <w:rPr>
+                <w:rFonts w:ascii="Times New Roman" w:hAnsi="Times New Roman"/>
+                <w:color w:val="000000"/>
+                <w:u w:val="single"/>
+                <w:lang w:val="en-US"/>
+              </w:rPr>
+              <w:t xml:space="preserve">                                                           </w:t>
+            </w:r>
+            <w:r>
+              <w:rPr>
+                <w:rFonts w:ascii="Times New Roman" w:hAnsi="Times New Roman"/>
+                <w:color w:val="000000"/>
+                <w:u w:val="single"/>
+                <w:lang w:val="en-US"/>
+              </w:rPr>
+              <w:tab/>
             </w:r>
             <w:r>
               <w:rPr>
@@ -694,6 +938,9 @@
           <w:p>
             <w:pPr>
               <w:widowControl w:val="0"/>
+              <w:tabs>
+                <w:tab w:val="left" w:pos="5991"/>
+              </w:tabs>
               <w:autoSpaceDE w:val="0"/>
               <w:autoSpaceDN w:val="0"/>
               <w:adjustRightInd w:val="0"/>
@@ -711,14 +958,54 @@
               </w:rPr>
               <w:t xml:space="preserve">5. </w:t>
             </w:r>
-            <w:r>
-              <w:rPr>
-                <w:rFonts w:ascii="Times New Roman" w:hAnsi="Times New Roman"/>
-                <w:color w:val="000000"/>
-                <w:u w:val="single"/>
-                <w:lang w:val="en-US"/>
-              </w:rPr>
-              <w:t xml:space="preserve">Praktikum Sistem Digital                                                       </w:t>
+            <w:proofErr w:type="spellStart"/>
+            <w:r>
+              <w:rPr>
+                <w:rFonts w:ascii="Times New Roman" w:hAnsi="Times New Roman"/>
+                <w:color w:val="000000"/>
+                <w:u w:val="single"/>
+                <w:lang w:val="en-US"/>
+              </w:rPr>
+              <w:t>Praktikum</w:t>
+            </w:r>
+            <w:proofErr w:type="spellEnd"/>
+            <w:r>
+              <w:rPr>
+                <w:rFonts w:ascii="Times New Roman" w:hAnsi="Times New Roman"/>
+                <w:color w:val="000000"/>
+                <w:u w:val="single"/>
+                <w:lang w:val="en-US"/>
+              </w:rPr>
+              <w:t xml:space="preserve"> </w:t>
+            </w:r>
+            <w:proofErr w:type="spellStart"/>
+            <w:r>
+              <w:rPr>
+                <w:rFonts w:ascii="Times New Roman" w:hAnsi="Times New Roman"/>
+                <w:color w:val="000000"/>
+                <w:u w:val="single"/>
+                <w:lang w:val="en-US"/>
+              </w:rPr>
+              <w:t>Sistem</w:t>
+            </w:r>
+            <w:proofErr w:type="spellEnd"/>
+            <w:r>
+              <w:rPr>
+                <w:rFonts w:ascii="Times New Roman" w:hAnsi="Times New Roman"/>
+                <w:color w:val="000000"/>
+                <w:u w:val="single"/>
+                <w:lang w:val="en-US"/>
+              </w:rPr>
+              <w:t xml:space="preserve"> Digital                                                       </w:t>
+            </w:r>
+            <w:r>
+              <w:rPr>
+                <w:rFonts w:ascii="Times New Roman" w:hAnsi="Times New Roman"/>
+                <w:color w:val="000000"/>
+                <w:u w:val="single"/>
+                <w:lang w:val="en-US"/>
+              </w:rPr>
+              <w:tab/>
             </w:r>
             <w:r>
               <w:rPr>
@@ -731,6 +1018,9 @@
           <w:p>
             <w:pPr>
               <w:widowControl w:val="0"/>
+              <w:tabs>
+                <w:tab w:val="left" w:pos="5991"/>
+              </w:tabs>
               <w:autoSpaceDE w:val="0"/>
               <w:autoSpaceDN w:val="0"/>
               <w:adjustRightInd w:val="0"/>
@@ -748,14 +1038,54 @@
               </w:rPr>
               <w:t xml:space="preserve">6. </w:t>
             </w:r>
-            <w:r>
-              <w:rPr>
-                <w:rFonts w:ascii="Times New Roman" w:hAnsi="Times New Roman"/>
-                <w:color w:val="000000"/>
-                <w:u w:val="single"/>
-                <w:lang w:val="en-US"/>
-              </w:rPr>
-              <w:t xml:space="preserve">Praktikum Mikroprosesor                                                     </w:t>
+            <w:proofErr w:type="spellStart"/>
+            <w:r>
+              <w:rPr>
+                <w:rFonts w:ascii="Times New Roman" w:hAnsi="Times New Roman"/>
+                <w:color w:val="000000"/>
+                <w:u w:val="single"/>
+                <w:lang w:val="en-US"/>
+              </w:rPr>
+              <w:t>Praktikum</w:t>
+            </w:r>
+            <w:proofErr w:type="spellEnd"/>
+            <w:r>
+              <w:rPr>
+                <w:rFonts w:ascii="Times New Roman" w:hAnsi="Times New Roman"/>
+                <w:color w:val="000000"/>
+                <w:u w:val="single"/>
+                <w:lang w:val="en-US"/>
+              </w:rPr>
+              <w:t xml:space="preserve"> </w:t>
+            </w:r>
+            <w:proofErr w:type="spellStart"/>
+            <w:r>
+              <w:rPr>
+                <w:rFonts w:ascii="Times New Roman" w:hAnsi="Times New Roman"/>
+                <w:color w:val="000000"/>
+                <w:u w:val="single"/>
+                <w:lang w:val="en-US"/>
+              </w:rPr>
+              <w:t>Mikroprosesor</w:t>
+            </w:r>
+            <w:proofErr w:type="spellEnd"/>
+            <w:r>
+              <w:rPr>
+                <w:rFonts w:ascii="Times New Roman" w:hAnsi="Times New Roman"/>
+                <w:color w:val="000000"/>
+                <w:u w:val="single"/>
+                <w:lang w:val="en-US"/>
+              </w:rPr>
+              <w:t xml:space="preserve">                                                     </w:t>
+            </w:r>
+            <w:r>
+              <w:rPr>
+                <w:rFonts w:ascii="Times New Roman" w:hAnsi="Times New Roman"/>
+                <w:color w:val="000000"/>
+                <w:u w:val="single"/>
+                <w:lang w:val="en-US"/>
+              </w:rPr>
+              <w:tab/>
             </w:r>
             <w:r>
               <w:rPr>
@@ -768,6 +1098,9 @@
           <w:p>
             <w:pPr>
               <w:widowControl w:val="0"/>
+              <w:tabs>
+                <w:tab w:val="left" w:pos="5991"/>
+              </w:tabs>
               <w:autoSpaceDE w:val="0"/>
               <w:autoSpaceDN w:val="0"/>
               <w:adjustRightInd w:val="0"/>
@@ -776,7 +1109,6 @@
               <w:rPr>
                 <w:rFonts w:ascii="Times New Roman" w:hAnsi="Times New Roman"/>
                 <w:color w:val="000000"/>
-                <w:lang w:val="en-US"/>
               </w:rPr>
             </w:pPr>
             <w:r>
@@ -786,14 +1118,54 @@
               </w:rPr>
               <w:t xml:space="preserve">7. </w:t>
             </w:r>
-            <w:r>
-              <w:rPr>
-                <w:rFonts w:ascii="Times New Roman" w:hAnsi="Times New Roman"/>
-                <w:color w:val="000000"/>
-                <w:u w:val="single"/>
-                <w:lang w:val="en-US"/>
-              </w:rPr>
-              <w:t xml:space="preserve">Praktikum Sistem Tenaga Listrik                                          </w:t>
+            <w:proofErr w:type="spellStart"/>
+            <w:r>
+              <w:rPr>
+                <w:rFonts w:ascii="Times New Roman" w:hAnsi="Times New Roman"/>
+                <w:color w:val="000000"/>
+                <w:u w:val="single"/>
+                <w:lang w:val="en-US"/>
+              </w:rPr>
+              <w:t>Praktikum</w:t>
+            </w:r>
+            <w:proofErr w:type="spellEnd"/>
+            <w:r>
+              <w:rPr>
+                <w:rFonts w:ascii="Times New Roman" w:hAnsi="Times New Roman"/>
+                <w:color w:val="000000"/>
+                <w:u w:val="single"/>
+                <w:lang w:val="en-US"/>
+              </w:rPr>
+              <w:t xml:space="preserve"> </w:t>
+            </w:r>
+            <w:proofErr w:type="spellStart"/>
+            <w:r>
+              <w:rPr>
+                <w:rFonts w:ascii="Times New Roman" w:hAnsi="Times New Roman"/>
+                <w:color w:val="000000"/>
+                <w:u w:val="single"/>
+                <w:lang w:val="en-US"/>
+              </w:rPr>
+              <w:t>Sistem</w:t>
+            </w:r>
+            <w:proofErr w:type="spellEnd"/>
+            <w:r>
+              <w:rPr>
+                <w:rFonts w:ascii="Times New Roman" w:hAnsi="Times New Roman"/>
+                <w:color w:val="000000"/>
+                <w:u w:val="single"/>
+                <w:lang w:val="en-US"/>
+              </w:rPr>
+              <w:t xml:space="preserve"> Tenaga Listrik                                          </w:t>
+            </w:r>
+            <w:r>
+              <w:rPr>
+                <w:rFonts w:ascii="Times New Roman" w:hAnsi="Times New Roman"/>
+                <w:color w:val="000000"/>
+                <w:u w:val="single"/>
+                <w:lang w:val="en-US"/>
+              </w:rPr>
+              <w:tab/>
             </w:r>
             <w:r>
               <w:rPr>
@@ -806,6 +1178,9 @@
           <w:p>
             <w:pPr>
               <w:widowControl w:val="0"/>
+              <w:tabs>
+                <w:tab w:val="left" w:pos="5991"/>
+              </w:tabs>
               <w:autoSpaceDE w:val="0"/>
               <w:autoSpaceDN w:val="0"/>
               <w:adjustRightInd w:val="0"/>
@@ -814,7 +1189,6 @@
               <w:rPr>
                 <w:rFonts w:ascii="Times New Roman" w:hAnsi="Times New Roman"/>
                 <w:color w:val="000000"/>
-                <w:lang w:val="en-US"/>
               </w:rPr>
             </w:pPr>
             <w:r>
@@ -825,14 +1199,74 @@
               </w:rPr>
               <w:t xml:space="preserve">8. </w:t>
             </w:r>
-            <w:r>
-              <w:rPr>
-                <w:rFonts w:ascii="Times New Roman" w:hAnsi="Times New Roman"/>
-                <w:color w:val="000000"/>
-                <w:u w:val="single"/>
-                <w:lang w:val="en-US"/>
-              </w:rPr>
-              <w:t xml:space="preserve">Praktikum Sistem Energi                                                       </w:t>
+            <w:proofErr w:type="spellStart"/>
+            <w:r>
+              <w:rPr>
+                <w:rFonts w:ascii="Times New Roman" w:hAnsi="Times New Roman"/>
+                <w:color w:val="000000"/>
+                <w:u w:val="single"/>
+                <w:lang w:val="en-US"/>
+              </w:rPr>
+              <w:t>Praktikum</w:t>
+            </w:r>
+            <w:proofErr w:type="spellEnd"/>
+            <w:r>
+              <w:rPr>
+                <w:rFonts w:ascii="Times New Roman" w:hAnsi="Times New Roman"/>
+                <w:color w:val="000000"/>
+                <w:u w:val="single"/>
+                <w:lang w:val="en-US"/>
+              </w:rPr>
+              <w:t xml:space="preserve"> </w:t>
+            </w:r>
+            <w:proofErr w:type="spellStart"/>
+            <w:r>
+              <w:rPr>
+                <w:rFonts w:ascii="Times New Roman" w:hAnsi="Times New Roman"/>
+                <w:color w:val="000000"/>
+                <w:u w:val="single"/>
+                <w:lang w:val="en-US"/>
+              </w:rPr>
+              <w:t>Sistem</w:t>
+            </w:r>
+            <w:proofErr w:type="spellEnd"/>
+            <w:r>
+              <w:rPr>
+                <w:rFonts w:ascii="Times New Roman" w:hAnsi="Times New Roman"/>
+                <w:color w:val="000000"/>
+                <w:u w:val="single"/>
+                <w:lang w:val="en-US"/>
+              </w:rPr>
+              <w:t xml:space="preserve"> </w:t>
+            </w:r>
+            <w:proofErr w:type="spellStart"/>
+            <w:r>
+              <w:rPr>
+                <w:rFonts w:ascii="Times New Roman" w:hAnsi="Times New Roman"/>
+                <w:color w:val="000000"/>
+                <w:u w:val="single"/>
+                <w:lang w:val="en-US"/>
+              </w:rPr>
+              <w:t>Energi</w:t>
+            </w:r>
+            <w:proofErr w:type="spellEnd"/>
+            <w:r>
+              <w:rPr>
+                <w:rFonts w:ascii="Times New Roman" w:hAnsi="Times New Roman"/>
+                <w:color w:val="000000"/>
+                <w:u w:val="single"/>
+                <w:lang w:val="en-US"/>
+              </w:rPr>
+              <w:t xml:space="preserve">                                                       </w:t>
+            </w:r>
+            <w:r>
+              <w:rPr>
+                <w:rFonts w:ascii="Times New Roman" w:hAnsi="Times New Roman"/>
+                <w:color w:val="000000"/>
+                <w:u w:val="single"/>
+                <w:lang w:val="en-US"/>
+              </w:rPr>
+              <w:tab/>
             </w:r>
             <w:r>
               <w:rPr>
@@ -875,8 +1309,18 @@
                 <w:color w:val="000000"/>
                 <w:lang w:val="en-US"/>
               </w:rPr>
-              <w:t>Program Studi</w:t>
-            </w:r>
+              <w:t xml:space="preserve">Program </w:t>
+            </w:r>
+            <w:proofErr w:type="spellStart"/>
+            <w:r>
+              <w:rPr>
+                <w:rFonts w:ascii="Times New Roman" w:hAnsi="Times New Roman"/>
+                <w:color w:val="000000"/>
+                <w:lang w:val="en-US"/>
+              </w:rPr>
+              <w:t>Studi</w:t>
+            </w:r>
+            <w:proofErr w:type="spellEnd"/>
             <w:r>
               <w:rPr>
                 <w:rFonts w:ascii="Times New Roman" w:hAnsi="Times New Roman"/>
@@ -929,7 +1373,23 @@
           <w:color w:val="000000"/>
           <w:lang w:val="en-US"/>
         </w:rPr>
-        <w:t xml:space="preserve">     Februari 2020</w:t>
+        <w:t xml:space="preserve">     </w:t>
+      </w:r>
+      <w:r>
+        <w:rPr>
+          <w:rFonts w:ascii="Times New Roman" w:hAnsi="Times New Roman"/>
+          <w:color w:val="000000"/>
+          <w:lang w:val="en-US"/>
+        </w:rPr>
+        <w:t>April</w:t>
+      </w:r>
+      <w:r>
+        <w:rPr>
+          <w:rFonts w:ascii="Times New Roman" w:hAnsi="Times New Roman"/>
+          <w:color w:val="000000"/>
+          <w:lang w:val="en-US"/>
+        </w:rPr>
+        <w:t xml:space="preserve"> 2020</w:t>
       </w:r>
     </w:p>
     <w:p>
@@ -945,13 +1405,41 @@
           <w:lang w:val="en-US"/>
         </w:rPr>
       </w:pPr>
-      <w:r>
-        <w:rPr>
-          <w:rFonts w:ascii="Times New Roman" w:hAnsi="Times New Roman"/>
-          <w:color w:val="000000"/>
-          <w:lang w:val="en-US"/>
-        </w:rPr>
-        <w:t xml:space="preserve">Ketua Program Studi </w:t>
+      <w:proofErr w:type="spellStart"/>
+      <w:r>
+        <w:rPr>
+          <w:rFonts w:ascii="Times New Roman" w:hAnsi="Times New Roman"/>
+          <w:color w:val="000000"/>
+          <w:lang w:val="en-US"/>
+        </w:rPr>
+        <w:t>Ketua</w:t>
+      </w:r>
+      <w:proofErr w:type="spellEnd"/>
+      <w:r>
+        <w:rPr>
+          <w:rFonts w:ascii="Times New Roman" w:hAnsi="Times New Roman"/>
+          <w:color w:val="000000"/>
+          <w:lang w:val="en-US"/>
+        </w:rPr>
+        <w:t xml:space="preserve"> Program </w:t>
+      </w:r>
+      <w:proofErr w:type="spellStart"/>
+      <w:r>
+        <w:rPr>
+          <w:rFonts w:ascii="Times New Roman" w:hAnsi="Times New Roman"/>
+          <w:color w:val="000000"/>
+          <w:lang w:val="en-US"/>
+        </w:rPr>
+        <w:t>Studi</w:t>
+      </w:r>
+      <w:proofErr w:type="spellEnd"/>
+      <w:r>
+        <w:rPr>
+          <w:rFonts w:ascii="Times New Roman" w:hAnsi="Times New Roman"/>
+          <w:color w:val="000000"/>
+          <w:lang w:val="en-US"/>
+        </w:rPr>
+        <w:t xml:space="preserve"> </w:t>
       </w:r>
       <w:r>
         <w:rPr>
@@ -1029,6 +1517,7 @@
           <w:color w:val="000000"/>
         </w:rPr>
       </w:pPr>
+      <w:proofErr w:type="spellStart"/>
       <w:r>
         <w:rPr>
           <w:rFonts w:ascii="Times New Roman" w:hAnsi="Times New Roman"/>
@@ -1038,8 +1527,83 @@
           <w:u w:val="single"/>
           <w:lang w:val="en-US"/>
         </w:rPr>
-        <w:t>Ewi Ismaredah, S.Kom., M.Kom</w:t>
-      </w:r>
+        <w:t>Ewi</w:t>
+      </w:r>
+      <w:proofErr w:type="spellEnd"/>
+      <w:r>
+        <w:rPr>
+          <w:rFonts w:ascii="Times New Roman" w:hAnsi="Times New Roman"/>
+          <w:b/>
+          <w:bCs/>
+          <w:color w:val="000000"/>
+          <w:u w:val="single"/>
+          <w:lang w:val="en-US"/>
+        </w:rPr>
+        <w:t xml:space="preserve"> </w:t>
+      </w:r>
+      <w:proofErr w:type="spellStart"/>
+      <w:r>
+        <w:rPr>
+          <w:rFonts w:ascii="Times New Roman" w:hAnsi="Times New Roman"/>
+          <w:b/>
+          <w:bCs/>
+          <w:color w:val="000000"/>
+          <w:u w:val="single"/>
+          <w:lang w:val="en-US"/>
+        </w:rPr>
+        <w:t>Ismaredah</w:t>
+      </w:r>
+      <w:proofErr w:type="spellEnd"/>
+      <w:r>
+        <w:rPr>
+          <w:rFonts w:ascii="Times New Roman" w:hAnsi="Times New Roman"/>
+          <w:b/>
+          <w:bCs/>
+          <w:color w:val="000000"/>
+          <w:u w:val="single"/>
+          <w:lang w:val="en-US"/>
+        </w:rPr>
+        <w:t xml:space="preserve">, </w:t>
+      </w:r>
+      <w:proofErr w:type="spellStart"/>
+      <w:proofErr w:type="gramStart"/>
+      <w:r>
+        <w:rPr>
+          <w:rFonts w:ascii="Times New Roman" w:hAnsi="Times New Roman"/>
+          <w:b/>
+          <w:bCs/>
+          <w:color w:val="000000"/>
+          <w:u w:val="single"/>
+          <w:lang w:val="en-US"/>
+        </w:rPr>
+        <w:t>S.Kom</w:t>
+      </w:r>
+      <w:proofErr w:type="spellEnd"/>
+      <w:proofErr w:type="gramEnd"/>
+      <w:r>
+        <w:rPr>
+          <w:rFonts w:ascii="Times New Roman" w:hAnsi="Times New Roman"/>
+          <w:b/>
+          <w:bCs/>
+          <w:color w:val="000000"/>
+          <w:u w:val="single"/>
+          <w:lang w:val="en-US"/>
+        </w:rPr>
+        <w:t xml:space="preserve">., </w:t>
+      </w:r>
+      <w:proofErr w:type="spellStart"/>
+      <w:r>
+        <w:rPr>
+          <w:rFonts w:ascii="Times New Roman" w:hAnsi="Times New Roman"/>
+          <w:b/>
+          <w:bCs/>
+          <w:color w:val="000000"/>
+          <w:u w:val="single"/>
+          <w:lang w:val="en-US"/>
+        </w:rPr>
+        <w:t>M.Kom</w:t>
+      </w:r>
+      <w:proofErr w:type="spellEnd"/>
     </w:p>
     <w:p>
       <w:pPr>
@@ -1126,7 +1690,7 @@
 </file>
 
 <file path=word/endnotes.xml><?xml version="1.0" encoding="utf-8"?>
-<w:endnotes xmlns:ve="http://schemas.openxmlformats.org/markup-compatibility/2006" xmlns:o="urn:schemas-microsoft-com:office:office" xmlns:r="http://schemas.openxmlformats.org/officeDocument/2006/relationships" xmlns:m="http://schemas.openxmlformats.org/officeDocument/2006/math" xmlns:v="urn:schemas-microsoft-com:vml" xmlns:wp="http://schemas.openxmlformats.org/drawingml/2006/wordprocessingDrawing" xmlns:w10="urn:schemas-microsoft-com:office:word" xmlns:w="http://schemas.openxmlformats.org/wordprocessingml/2006/main" xmlns:wne="http://schemas.microsoft.com/office/word/2006/wordml">
+<w:endnotes xmlns:wpc="http://schemas.microsoft.com/office/word/2010/wordprocessingCanvas" xmlns:cx="http://schemas.microsoft.com/office/drawing/2014/chartex" xmlns:cx1="http://schemas.microsoft.com/office/drawing/2015/9/8/chartex" xmlns:cx2="http://schemas.microsoft.com/office/drawing/2015/10/21/chartex" xmlns:cx3="http://schemas.microsoft.com/office/drawing/2016/5/9/chartex" xmlns:cx4="http://schemas.microsoft.com/office/drawing/2016/5/10/chartex" xmlns:cx5="http://schemas.microsoft.com/office/drawing/2016/5/11/chartex" xmlns:cx6="http://schemas.microsoft.com/office/drawing/2016/5/12/chartex" xmlns:cx7="http://schemas.microsoft.com/office/drawing/2016/5/13/chartex" xmlns:cx8="http://schemas.microsoft.com/office/drawing/2016/5/14/chartex" xmlns:mc="http://schemas.openxmlformats.org/markup-compatibility/2006" xmlns:aink="http://schemas.microsoft.com/office/drawing/2016/ink" xmlns:am3d="http://schemas.microsoft.com/office/drawing/2017/model3d" xmlns:o="urn:schemas-microsoft-com:office:office" xmlns:r="http://schemas.openxmlformats.org/officeDocument/2006/relationships" xmlns:m="http://schemas.openxmlformats.org/officeDocument/2006/math" xmlns:v="urn:schemas-microsoft-com:vml" xmlns:wp14="http://schemas.microsoft.com/office/word/2010/wordprocessingDrawing" xmlns:wp="http://schemas.openxmlformats.org/drawingml/2006/wordprocessingDrawing" xmlns:w10="urn:schemas-microsoft-com:office:word" xmlns:w="http://schemas.openxmlformats.org/wordprocessingml/2006/main" xmlns:w14="http://schemas.microsoft.com/office/word/2010/wordml" xmlns:w15="http://schemas.microsoft.com/office/word/2012/wordml" xmlns:w16cid="http://schemas.microsoft.com/office/word/2016/wordml/cid" xmlns:w16se="http://schemas.microsoft.com/office/word/2015/wordml/symex" xmlns:wpg="http://schemas.microsoft.com/office/word/2010/wordprocessingGroup" xmlns:wpi="http://schemas.microsoft.com/office/word/2010/wordprocessingInk" xmlns:wne="http://schemas.microsoft.com/office/word/2006/wordml" xmlns:wps="http://schemas.microsoft.com/office/word/2010/wordprocessingShape" mc:Ignorable="w14 w15 w16se w16cid wp14">
   <w:endnote w:type="separator" w:id="-1">
     <w:p>
       <w:pPr>
@@ -1151,7 +1715,7 @@
 </file>
 
 <file path=word/footnotes.xml><?xml version="1.0" encoding="utf-8"?>
-<w:footnotes xmlns:ve="http://schemas.openxmlformats.org/markup-compatibility/2006" xmlns:o="urn:schemas-microsoft-com:office:office" xmlns:r="http://schemas.openxmlformats.org/officeDocument/2006/relationships" xmlns:m="http://schemas.openxmlformats.org/officeDocument/2006/math" xmlns:v="urn:schemas-microsoft-com:vml" xmlns:wp="http://schemas.openxmlformats.org/drawingml/2006/wordprocessingDrawing" xmlns:w10="urn:schemas-microsoft-com:office:word" xmlns:w="http://schemas.openxmlformats.org/wordprocessingml/2006/main" xmlns:wne="http://schemas.microsoft.com/office/word/2006/wordml">
+<w:footnotes xmlns:wpc="http://schemas.microsoft.com/office/word/2010/wordprocessingCanvas" xmlns:cx="http://schemas.microsoft.com/office/drawing/2014/chartex" xmlns:cx1="http://schemas.microsoft.com/office/drawing/2015/9/8/chartex" xmlns:cx2="http://schemas.microsoft.com/office/drawing/2015/10/21/chartex" xmlns:cx3="http://schemas.microsoft.com/office/drawing/2016/5/9/chartex" xmlns:cx4="http://schemas.microsoft.com/office/drawing/2016/5/10/chartex" xmlns:cx5="http://schemas.microsoft.com/office/drawing/2016/5/11/chartex" xmlns:cx6="http://schemas.microsoft.com/office/drawing/2016/5/12/chartex" xmlns:cx7="http://schemas.microsoft.com/office/drawing/2016/5/13/chartex" xmlns:cx8="http://schemas.microsoft.com/office/drawing/2016/5/14/chartex" xmlns:mc="http://schemas.openxmlformats.org/markup-compatibility/2006" xmlns:aink="http://schemas.microsoft.com/office/drawing/2016/ink" xmlns:am3d="http://schemas.microsoft.com/office/drawing/2017/model3d" xmlns:o="urn:schemas-microsoft-com:office:office" xmlns:r="http://schemas.openxmlformats.org/officeDocument/2006/relationships" xmlns:m="http://schemas.openxmlformats.org/officeDocument/2006/math" xmlns:v="urn:schemas-microsoft-com:vml" xmlns:wp14="http://schemas.microsoft.com/office/word/2010/wordprocessingDrawing" xmlns:wp="http://schemas.openxmlformats.org/drawingml/2006/wordprocessingDrawing" xmlns:w10="urn:schemas-microsoft-com:office:word" xmlns:w="http://schemas.openxmlformats.org/wordprocessingml/2006/main" xmlns:w14="http://schemas.microsoft.com/office/word/2010/wordml" xmlns:w15="http://schemas.microsoft.com/office/word/2012/wordml" xmlns:w16cid="http://schemas.microsoft.com/office/word/2016/wordml/cid" xmlns:w16se="http://schemas.microsoft.com/office/word/2015/wordml/symex" xmlns:wpg="http://schemas.microsoft.com/office/word/2010/wordprocessingGroup" xmlns:wpi="http://schemas.microsoft.com/office/word/2010/wordprocessingInk" xmlns:wne="http://schemas.microsoft.com/office/word/2006/wordml" xmlns:wps="http://schemas.microsoft.com/office/word/2010/wordprocessingShape" mc:Ignorable="w14 w15 w16se w16cid wp14">
   <w:footnote w:type="separator" w:id="-1">
     <w:p>
       <w:pPr>
@@ -1176,7 +1740,7 @@
 </file>
 
 <file path=word/header1.xml><?xml version="1.0" encoding="utf-8"?>
-<w:hdr xmlns:ve="http://schemas.openxmlformats.org/markup-compatibility/2006" xmlns:o="urn:schemas-microsoft-com:office:office" xmlns:r="http://schemas.openxmlformats.org/officeDocument/2006/relationships" xmlns:m="http://schemas.openxmlformats.org/officeDocument/2006/math" xmlns:v="urn:schemas-microsoft-com:vml" xmlns:wp="http://schemas.openxmlformats.org/drawingml/2006/wordprocessingDrawing" xmlns:w10="urn:schemas-microsoft-com:office:word" xmlns:w="http://schemas.openxmlformats.org/wordprocessingml/2006/main" xmlns:wne="http://schemas.microsoft.com/office/word/2006/wordml">
+<w:hdr xmlns:wpc="http://schemas.microsoft.com/office/word/2010/wordprocessingCanvas" xmlns:cx="http://schemas.microsoft.com/office/drawing/2014/chartex" xmlns:cx1="http://schemas.microsoft.com/office/drawing/2015/9/8/chartex" xmlns:cx2="http://schemas.microsoft.com/office/drawing/2015/10/21/chartex" xmlns:cx3="http://schemas.microsoft.com/office/drawing/2016/5/9/chartex" xmlns:cx4="http://schemas.microsoft.com/office/drawing/2016/5/10/chartex" xmlns:cx5="http://schemas.microsoft.com/office/drawing/2016/5/11/chartex" xmlns:cx6="http://schemas.microsoft.com/office/drawing/2016/5/12/chartex" xmlns:cx7="http://schemas.microsoft.com/office/drawing/2016/5/13/chartex" xmlns:cx8="http://schemas.microsoft.com/office/drawing/2016/5/14/chartex" xmlns:mc="http://schemas.openxmlformats.org/markup-compatibility/2006" xmlns:aink="http://schemas.microsoft.com/office/drawing/2016/ink" xmlns:am3d="http://schemas.microsoft.com/office/drawing/2017/model3d" xmlns:o="urn:schemas-microsoft-com:office:office" xmlns:r="http://schemas.openxmlformats.org/officeDocument/2006/relationships" xmlns:m="http://schemas.openxmlformats.org/officeDocument/2006/math" xmlns:v="urn:schemas-microsoft-com:vml" xmlns:wp14="http://schemas.microsoft.com/office/word/2010/wordprocessingDrawing" xmlns:wp="http://schemas.openxmlformats.org/drawingml/2006/wordprocessingDrawing" xmlns:w10="urn:schemas-microsoft-com:office:word" xmlns:w="http://schemas.openxmlformats.org/wordprocessingml/2006/main" xmlns:w14="http://schemas.microsoft.com/office/word/2010/wordml" xmlns:w15="http://schemas.microsoft.com/office/word/2012/wordml" xmlns:w16cid="http://schemas.microsoft.com/office/word/2016/wordml/cid" xmlns:w16se="http://schemas.microsoft.com/office/word/2015/wordml/symex" xmlns:wpg="http://schemas.microsoft.com/office/word/2010/wordprocessingGroup" xmlns:wpi="http://schemas.microsoft.com/office/word/2010/wordprocessingInk" xmlns:wne="http://schemas.microsoft.com/office/word/2006/wordml" xmlns:wps="http://schemas.microsoft.com/office/word/2010/wordprocessingShape" mc:Ignorable="w14 w15 w16se w16cid wp14">
   <w:p>
     <w:pPr>
       <w:pStyle w:val="Header"/>
@@ -1237,7 +1801,7 @@
 </file>
 
 <file path=word/styles.xml><?xml version="1.0" encoding="utf-8"?>
-<w:styles xmlns:r="http://schemas.openxmlformats.org/officeDocument/2006/relationships" xmlns:w="http://schemas.openxmlformats.org/wordprocessingml/2006/main">
+<w:styles xmlns:mc="http://schemas.openxmlformats.org/markup-compatibility/2006" xmlns:r="http://schemas.openxmlformats.org/officeDocument/2006/relationships" xmlns:w="http://schemas.openxmlformats.org/wordprocessingml/2006/main" xmlns:w14="http://schemas.microsoft.com/office/word/2010/wordml" xmlns:w15="http://schemas.microsoft.com/office/word/2012/wordml" xmlns:w16cid="http://schemas.microsoft.com/office/word/2016/wordml/cid" xmlns:w16se="http://schemas.microsoft.com/office/word/2015/wordml/symex" mc:Ignorable="w14 w15 w16se w16cid">
   <w:docDefaults>
     <w:rPrDefault>
       <w:rPr>
@@ -1254,144 +1818,383 @@
       </w:pPr>
     </w:pPrDefault>
   </w:docDefaults>
-  <w:latentStyles w:defLockedState="0" w:defUIPriority="99" w:defSemiHidden="1" w:defUnhideWhenUsed="1" w:defQFormat="0" w:count="267">
-    <w:lsdException w:name="Normal" w:semiHidden="0" w:uiPriority="0" w:unhideWhenUsed="0" w:qFormat="1"/>
-    <w:lsdException w:name="heading 1" w:semiHidden="0" w:uiPriority="9" w:unhideWhenUsed="0" w:qFormat="1"/>
-    <w:lsdException w:name="heading 2" w:uiPriority="9" w:qFormat="1"/>
-    <w:lsdException w:name="heading 3" w:uiPriority="9" w:qFormat="1"/>
-    <w:lsdException w:name="heading 4" w:uiPriority="9" w:qFormat="1"/>
-    <w:lsdException w:name="heading 5" w:uiPriority="9" w:qFormat="1"/>
-    <w:lsdException w:name="heading 6" w:uiPriority="9" w:qFormat="1"/>
-    <w:lsdException w:name="heading 7" w:uiPriority="9" w:qFormat="1"/>
-    <w:lsdException w:name="heading 8" w:uiPriority="9" w:qFormat="1"/>
-    <w:lsdException w:name="heading 9" w:uiPriority="9" w:qFormat="1"/>
-    <w:lsdException w:name="toc 1" w:uiPriority="39"/>
-    <w:lsdException w:name="toc 2" w:uiPriority="39"/>
-    <w:lsdException w:name="toc 3" w:uiPriority="39"/>
-    <w:lsdException w:name="toc 4" w:uiPriority="39"/>
-    <w:lsdException w:name="toc 5" w:uiPriority="39"/>
-    <w:lsdException w:name="toc 6" w:uiPriority="39"/>
-    <w:lsdException w:name="toc 7" w:uiPriority="39"/>
-    <w:lsdException w:name="toc 8" w:uiPriority="39"/>
-    <w:lsdException w:name="toc 9" w:uiPriority="39"/>
-    <w:lsdException w:name="caption" w:uiPriority="35" w:qFormat="1"/>
-    <w:lsdException w:name="Title" w:semiHidden="0" w:uiPriority="10" w:unhideWhenUsed="0" w:qFormat="1"/>
-    <w:lsdException w:name="Default Paragraph Font" w:uiPriority="1"/>
-    <w:lsdException w:name="Subtitle" w:semiHidden="0" w:uiPriority="11" w:unhideWhenUsed="0" w:qFormat="1"/>
-    <w:lsdException w:name="Strong" w:semiHidden="0" w:uiPriority="22" w:unhideWhenUsed="0" w:qFormat="1"/>
-    <w:lsdException w:name="Emphasis" w:semiHidden="0" w:uiPriority="20" w:unhideWhenUsed="0" w:qFormat="1"/>
-    <w:lsdException w:name="Table Grid" w:semiHidden="0" w:uiPriority="59" w:unhideWhenUsed="0"/>
-    <w:lsdException w:name="Placeholder Text" w:unhideWhenUsed="0"/>
-    <w:lsdException w:name="No Spacing" w:semiHidden="0" w:uiPriority="1" w:unhideWhenUsed="0" w:qFormat="1"/>
-    <w:lsdException w:name="Light Shading" w:semiHidden="0" w:uiPriority="60" w:unhideWhenUsed="0"/>
-    <w:lsdException w:name="Light List" w:semiHidden="0" w:uiPriority="61" w:unhideWhenUsed="0"/>
-    <w:lsdException w:name="Light Grid" w:semiHidden="0" w:uiPriority="62" w:unhideWhenUsed="0"/>
-    <w:lsdException w:name="Medium Shading 1" w:semiHidden="0" w:uiPriority="63" w:unhideWhenUsed="0"/>
-    <w:lsdException w:name="Medium Shading 2" w:semiHidden="0" w:uiPriority="64" w:unhideWhenUsed="0"/>
-    <w:lsdException w:name="Medium List 1" w:semiHidden="0" w:uiPriority="65" w:unhideWhenUsed="0"/>
-    <w:lsdException w:name="Medium List 2" w:semiHidden="0" w:uiPriority="66" w:unhideWhenUsed="0"/>
-    <w:lsdException w:name="Medium Grid 1" w:semiHidden="0" w:uiPriority="67" w:unhideWhenUsed="0"/>
-    <w:lsdException w:name="Medium Grid 2" w:semiHidden="0" w:uiPriority="68" w:unhideWhenUsed="0"/>
-    <w:lsdException w:name="Medium Grid 3" w:semiHidden="0" w:uiPriority="69" w:unhideWhenUsed="0"/>
-    <w:lsdException w:name="Dark List" w:semiHidden="0" w:uiPriority="70" w:unhideWhenUsed="0"/>
-    <w:lsdException w:name="Colorful Shading" w:semiHidden="0" w:uiPriority="71" w:unhideWhenUsed="0"/>
-    <w:lsdException w:name="Colorful List" w:semiHidden="0" w:uiPriority="72" w:unhideWhenUsed="0"/>
-    <w:lsdException w:name="Colorful Grid" w:semiHidden="0" w:uiPriority="73" w:unhideWhenUsed="0"/>
-    <w:lsdException w:name="Light Shading Accent 1" w:semiHidden="0" w:uiPriority="60" w:unhideWhenUsed="0"/>
-    <w:lsdException w:name="Light List Accent 1" w:semiHidden="0" w:uiPriority="61" w:unhideWhenUsed="0"/>
-    <w:lsdException w:name="Light Grid Accent 1" w:semiHidden="0" w:uiPriority="62" w:unhideWhenUsed="0"/>
-    <w:lsdException w:name="Medium Shading 1 Accent 1" w:semiHidden="0" w:uiPriority="63" w:unhideWhenUsed="0"/>
-    <w:lsdException w:name="Medium Shading 2 Accent 1" w:semiHidden="0" w:uiPriority="64" w:unhideWhenUsed="0"/>
-    <w:lsdException w:name="Medium List 1 Accent 1" w:semiHidden="0" w:uiPriority="65" w:unhideWhenUsed="0"/>
-    <w:lsdException w:name="Revision" w:unhideWhenUsed="0"/>
-    <w:lsdException w:name="List Paragraph" w:semiHidden="0" w:uiPriority="34" w:unhideWhenUsed="0" w:qFormat="1"/>
-    <w:lsdException w:name="Quote" w:semiHidden="0" w:uiPriority="29" w:unhideWhenUsed="0" w:qFormat="1"/>
-    <w:lsdException w:name="Intense Quote" w:semiHidden="0" w:uiPriority="30" w:unhideWhenUsed="0" w:qFormat="1"/>
-    <w:lsdException w:name="Medium List 2 Accent 1" w:semiHidden="0" w:uiPriority="66" w:unhideWhenUsed="0"/>
-    <w:lsdException w:name="Medium Grid 1 Accent 1" w:semiHidden="0" w:uiPriority="67" w:unhideWhenUsed="0"/>
-    <w:lsdException w:name="Medium Grid 2 Accent 1" w:semiHidden="0" w:uiPriority="68" w:unhideWhenUsed="0"/>
-    <w:lsdException w:name="Medium Grid 3 Accent 1" w:semiHidden="0" w:uiPriority="69" w:unhideWhenUsed="0"/>
-    <w:lsdException w:name="Dark List Accent 1" w:semiHidden="0" w:uiPriority="70" w:unhideWhenUsed="0"/>
-    <w:lsdException w:name="Colorful Shading Accent 1" w:semiHidden="0" w:uiPriority="71" w:unhideWhenUsed="0"/>
-    <w:lsdException w:name="Colorful List Accent 1" w:semiHidden="0" w:uiPriority="72" w:unhideWhenUsed="0"/>
-    <w:lsdException w:name="Colorful Grid Accent 1" w:semiHidden="0" w:uiPriority="73" w:unhideWhenUsed="0"/>
-    <w:lsdException w:name="Light Shading Accent 2" w:semiHidden="0" w:uiPriority="60" w:unhideWhenUsed="0"/>
-    <w:lsdException w:name="Light List Accent 2" w:semiHidden="0" w:uiPriority="61" w:unhideWhenUsed="0"/>
-    <w:lsdException w:name="Light Grid Accent 2" w:semiHidden="0" w:uiPriority="62" w:unhideWhenUsed="0"/>
-    <w:lsdException w:name="Medium Shading 1 Accent 2" w:semiHidden="0" w:uiPriority="63" w:unhideWhenUsed="0"/>
-    <w:lsdException w:name="Medium Shading 2 Accent 2" w:semiHidden="0" w:uiPriority="64" w:unhideWhenUsed="0"/>
-    <w:lsdException w:name="Medium List 1 Accent 2" w:semiHidden="0" w:uiPriority="65" w:unhideWhenUsed="0"/>
-    <w:lsdException w:name="Medium List 2 Accent 2" w:semiHidden="0" w:uiPriority="66" w:unhideWhenUsed="0"/>
-    <w:lsdException w:name="Medium Grid 1 Accent 2" w:semiHidden="0" w:uiPriority="67" w:unhideWhenUsed="0"/>
-    <w:lsdException w:name="Medium Grid 2 Accent 2" w:semiHidden="0" w:uiPriority="68" w:unhideWhenUsed="0"/>
-    <w:lsdException w:name="Medium Grid 3 Accent 2" w:semiHidden="0" w:uiPriority="69" w:unhideWhenUsed="0"/>
-    <w:lsdException w:name="Dark List Accent 2" w:semiHidden="0" w:uiPriority="70" w:unhideWhenUsed="0"/>
-    <w:lsdException w:name="Colorful Shading Accent 2" w:semiHidden="0" w:uiPriority="71" w:unhideWhenUsed="0"/>
-    <w:lsdException w:name="Colorful List Accent 2" w:semiHidden="0" w:uiPriority="72" w:unhideWhenUsed="0"/>
-    <w:lsdException w:name="Colorful Grid Accent 2" w:semiHidden="0" w:uiPriority="73" w:unhideWhenUsed="0"/>
-    <w:lsdException w:name="Light Shading Accent 3" w:semiHidden="0" w:uiPriority="60" w:unhideWhenUsed="0"/>
-    <w:lsdException w:name="Light List Accent 3" w:semiHidden="0" w:uiPriority="61" w:unhideWhenUsed="0"/>
-    <w:lsdException w:name="Light Grid Accent 3" w:semiHidden="0" w:uiPriority="62" w:unhideWhenUsed="0"/>
-    <w:lsdException w:name="Medium Shading 1 Accent 3" w:semiHidden="0" w:uiPriority="63" w:unhideWhenUsed="0"/>
-    <w:lsdException w:name="Medium Shading 2 Accent 3" w:semiHidden="0" w:uiPriority="64" w:unhideWhenUsed="0"/>
-    <w:lsdException w:name="Medium List 1 Accent 3" w:semiHidden="0" w:uiPriority="65" w:unhideWhenUsed="0"/>
-    <w:lsdException w:name="Medium List 2 Accent 3" w:semiHidden="0" w:uiPriority="66" w:unhideWhenUsed="0"/>
-    <w:lsdException w:name="Medium Grid 1 Accent 3" w:semiHidden="0" w:uiPriority="67" w:unhideWhenUsed="0"/>
-    <w:lsdException w:name="Medium Grid 2 Accent 3" w:semiHidden="0" w:uiPriority="68" w:unhideWhenUsed="0"/>
-    <w:lsdException w:name="Medium Grid 3 Accent 3" w:semiHidden="0" w:uiPriority="69" w:unhideWhenUsed="0"/>
-    <w:lsdException w:name="Dark List Accent 3" w:semiHidden="0" w:uiPriority="70" w:unhideWhenUsed="0"/>
-    <w:lsdException w:name="Colorful Shading Accent 3" w:semiHidden="0" w:uiPriority="71" w:unhideWhenUsed="0"/>
-    <w:lsdException w:name="Colorful List Accent 3" w:semiHidden="0" w:uiPriority="72" w:unhideWhenUsed="0"/>
-    <w:lsdException w:name="Colorful Grid Accent 3" w:semiHidden="0" w:uiPriority="73" w:unhideWhenUsed="0"/>
-    <w:lsdException w:name="Light Shading Accent 4" w:semiHidden="0" w:uiPriority="60" w:unhideWhenUsed="0"/>
-    <w:lsdException w:name="Light List Accent 4" w:semiHidden="0" w:uiPriority="61" w:unhideWhenUsed="0"/>
-    <w:lsdException w:name="Light Grid Accent 4" w:semiHidden="0" w:uiPriority="62" w:unhideWhenUsed="0"/>
-    <w:lsdException w:name="Medium Shading 1 Accent 4" w:semiHidden="0" w:uiPriority="63" w:unhideWhenUsed="0"/>
-    <w:lsdException w:name="Medium Shading 2 Accent 4" w:semiHidden="0" w:uiPriority="64" w:unhideWhenUsed="0"/>
-    <w:lsdException w:name="Medium List 1 Accent 4" w:semiHidden="0" w:uiPriority="65" w:unhideWhenUsed="0"/>
-    <w:lsdException w:name="Medium List 2 Accent 4" w:semiHidden="0" w:uiPriority="66" w:unhideWhenUsed="0"/>
-    <w:lsdException w:name="Medium Grid 1 Accent 4" w:semiHidden="0" w:uiPriority="67" w:unhideWhenUsed="0"/>
-    <w:lsdException w:name="Medium Grid 2 Accent 4" w:semiHidden="0" w:uiPriority="68" w:unhideWhenUsed="0"/>
-    <w:lsdException w:name="Medium Grid 3 Accent 4" w:semiHidden="0" w:uiPriority="69" w:unhideWhenUsed="0"/>
-    <w:lsdException w:name="Dark List Accent 4" w:semiHidden="0" w:uiPriority="70" w:unhideWhenUsed="0"/>
-    <w:lsdException w:name="Colorful Shading Accent 4" w:semiHidden="0" w:uiPriority="71" w:unhideWhenUsed="0"/>
-    <w:lsdException w:name="Colorful List Accent 4" w:semiHidden="0" w:uiPriority="72" w:unhideWhenUsed="0"/>
-    <w:lsdException w:name="Colorful Grid Accent 4" w:semiHidden="0" w:uiPriority="73" w:unhideWhenUsed="0"/>
-    <w:lsdException w:name="Light Shading Accent 5" w:semiHidden="0" w:uiPriority="60" w:unhideWhenUsed="0"/>
-    <w:lsdException w:name="Light List Accent 5" w:semiHidden="0" w:uiPriority="61" w:unhideWhenUsed="0"/>
-    <w:lsdException w:name="Light Grid Accent 5" w:semiHidden="0" w:uiPriority="62" w:unhideWhenUsed="0"/>
-    <w:lsdException w:name="Medium Shading 1 Accent 5" w:semiHidden="0" w:uiPriority="63" w:unhideWhenUsed="0"/>
-    <w:lsdException w:name="Medium Shading 2 Accent 5" w:semiHidden="0" w:uiPriority="64" w:unhideWhenUsed="0"/>
-    <w:lsdException w:name="Medium List 1 Accent 5" w:semiHidden="0" w:uiPriority="65" w:unhideWhenUsed="0"/>
-    <w:lsdException w:name="Medium List 2 Accent 5" w:semiHidden="0" w:uiPriority="66" w:unhideWhenUsed="0"/>
-    <w:lsdException w:name="Medium Grid 1 Accent 5" w:semiHidden="0" w:uiPriority="67" w:unhideWhenUsed="0"/>
-    <w:lsdException w:name="Medium Grid 2 Accent 5" w:semiHidden="0" w:uiPriority="68" w:unhideWhenUsed="0"/>
-    <w:lsdException w:name="Medium Grid 3 Accent 5" w:semiHidden="0" w:uiPriority="69" w:unhideWhenUsed="0"/>
-    <w:lsdException w:name="Dark List Accent 5" w:semiHidden="0" w:uiPriority="70" w:unhideWhenUsed="0"/>
-    <w:lsdException w:name="Colorful Shading Accent 5" w:semiHidden="0" w:uiPriority="71" w:unhideWhenUsed="0"/>
-    <w:lsdException w:name="Colorful List Accent 5" w:semiHidden="0" w:uiPriority="72" w:unhideWhenUsed="0"/>
-    <w:lsdException w:name="Colorful Grid Accent 5" w:semiHidden="0" w:uiPriority="73" w:unhideWhenUsed="0"/>
-    <w:lsdException w:name="Light Shading Accent 6" w:semiHidden="0" w:uiPriority="60" w:unhideWhenUsed="0"/>
-    <w:lsdException w:name="Light List Accent 6" w:semiHidden="0" w:uiPriority="61" w:unhideWhenUsed="0"/>
-    <w:lsdException w:name="Light Grid Accent 6" w:semiHidden="0" w:uiPriority="62" w:unhideWhenUsed="0"/>
-    <w:lsdException w:name="Medium Shading 1 Accent 6" w:semiHidden="0" w:uiPriority="63" w:unhideWhenUsed="0"/>
-    <w:lsdException w:name="Medium Shading 2 Accent 6" w:semiHidden="0" w:uiPriority="64" w:unhideWhenUsed="0"/>
-    <w:lsdException w:name="Medium List 1 Accent 6" w:semiHidden="0" w:uiPriority="65" w:unhideWhenUsed="0"/>
-    <w:lsdException w:name="Medium List 2 Accent 6" w:semiHidden="0" w:uiPriority="66" w:unhideWhenUsed="0"/>
-    <w:lsdException w:name="Medium Grid 1 Accent 6" w:semiHidden="0" w:uiPriority="67" w:unhideWhenUsed="0"/>
-    <w:lsdException w:name="Medium Grid 2 Accent 6" w:semiHidden="0" w:uiPriority="68" w:unhideWhenUsed="0"/>
-    <w:lsdException w:name="Medium Grid 3 Accent 6" w:semiHidden="0" w:uiPriority="69" w:unhideWhenUsed="0"/>
-    <w:lsdException w:name="Dark List Accent 6" w:semiHidden="0" w:uiPriority="70" w:unhideWhenUsed="0"/>
-    <w:lsdException w:name="Colorful Shading Accent 6" w:semiHidden="0" w:uiPriority="71" w:unhideWhenUsed="0"/>
-    <w:lsdException w:name="Colorful List Accent 6" w:semiHidden="0" w:uiPriority="72" w:unhideWhenUsed="0"/>
-    <w:lsdException w:name="Colorful Grid Accent 6" w:semiHidden="0" w:uiPriority="73" w:unhideWhenUsed="0"/>
-    <w:lsdException w:name="Subtle Emphasis" w:semiHidden="0" w:uiPriority="19" w:unhideWhenUsed="0" w:qFormat="1"/>
-    <w:lsdException w:name="Intense Emphasis" w:semiHidden="0" w:uiPriority="21" w:unhideWhenUsed="0" w:qFormat="1"/>
-    <w:lsdException w:name="Subtle Reference" w:semiHidden="0" w:uiPriority="31" w:unhideWhenUsed="0" w:qFormat="1"/>
-    <w:lsdException w:name="Intense Reference" w:semiHidden="0" w:uiPriority="32" w:unhideWhenUsed="0" w:qFormat="1"/>
-    <w:lsdException w:name="Book Title" w:semiHidden="0" w:uiPriority="33" w:unhideWhenUsed="0" w:qFormat="1"/>
-    <w:lsdException w:name="Bibliography" w:uiPriority="37"/>
-    <w:lsdException w:name="TOC Heading" w:uiPriority="39" w:qFormat="1"/>
+  <w:latentStyles w:defLockedState="0" w:defUIPriority="99" w:defSemiHidden="0" w:defUnhideWhenUsed="0" w:defQFormat="0" w:count="376">
+    <w:lsdException w:name="Normal" w:uiPriority="0" w:qFormat="1"/>
+    <w:lsdException w:name="heading 1" w:uiPriority="9" w:qFormat="1"/>
+    <w:lsdException w:name="heading 2" w:semiHidden="1" w:uiPriority="9" w:unhideWhenUsed="1" w:qFormat="1"/>
+    <w:lsdException w:name="heading 3" w:semiHidden="1" w:uiPriority="9" w:unhideWhenUsed="1" w:qFormat="1"/>
+    <w:lsdException w:name="heading 4" w:semiHidden="1" w:uiPriority="9" w:unhideWhenUsed="1" w:qFormat="1"/>
+    <w:lsdException w:name="heading 5" w:semiHidden="1" w:uiPriority="9" w:unhideWhenUsed="1" w:qFormat="1"/>
+    <w:lsdException w:name="heading 6" w:semiHidden="1" w:uiPriority="9" w:unhideWhenUsed="1" w:qFormat="1"/>
+    <w:lsdException w:name="heading 7" w:semiHidden="1" w:uiPriority="9" w:unhideWhenUsed="1" w:qFormat="1"/>
+    <w:lsdException w:name="heading 8" w:semiHidden="1" w:uiPriority="9" w:unhideWhenUsed="1" w:qFormat="1"/>
+    <w:lsdException w:name="heading 9" w:semiHidden="1" w:uiPriority="9" w:unhideWhenUsed="1" w:qFormat="1"/>
+    <w:lsdException w:name="index 1" w:semiHidden="1" w:unhideWhenUsed="1"/>
+    <w:lsdException w:name="index 2" w:semiHidden="1" w:unhideWhenUsed="1"/>
+    <w:lsdException w:name="index 3" w:semiHidden="1" w:unhideWhenUsed="1"/>
+    <w:lsdException w:name="index 4" w:semiHidden="1" w:unhideWhenUsed="1"/>
+    <w:lsdException w:name="index 5" w:semiHidden="1" w:unhideWhenUsed="1"/>
+    <w:lsdException w:name="index 6" w:semiHidden="1" w:unhideWhenUsed="1"/>
+    <w:lsdException w:name="index 7" w:semiHidden="1" w:unhideWhenUsed="1"/>
+    <w:lsdException w:name="index 8" w:semiHidden="1" w:unhideWhenUsed="1"/>
+    <w:lsdException w:name="index 9" w:semiHidden="1" w:unhideWhenUsed="1"/>
+    <w:lsdException w:name="toc 1" w:semiHidden="1" w:uiPriority="39" w:unhideWhenUsed="1"/>
+    <w:lsdException w:name="toc 2" w:semiHidden="1" w:uiPriority="39" w:unhideWhenUsed="1"/>
+    <w:lsdException w:name="toc 3" w:semiHidden="1" w:uiPriority="39" w:unhideWhenUsed="1"/>
+    <w:lsdException w:name="toc 4" w:semiHidden="1" w:uiPriority="39" w:unhideWhenUsed="1"/>
+    <w:lsdException w:name="toc 5" w:semiHidden="1" w:uiPriority="39" w:unhideWhenUsed="1"/>
+    <w:lsdException w:name="toc 6" w:semiHidden="1" w:uiPriority="39" w:unhideWhenUsed="1"/>
+    <w:lsdException w:name="toc 7" w:semiHidden="1" w:uiPriority="39" w:unhideWhenUsed="1"/>
+    <w:lsdException w:name="toc 8" w:semiHidden="1" w:uiPriority="39" w:unhideWhenUsed="1"/>
+    <w:lsdException w:name="toc 9" w:semiHidden="1" w:uiPriority="39" w:unhideWhenUsed="1"/>
+    <w:lsdException w:name="Normal Indent" w:semiHidden="1" w:unhideWhenUsed="1"/>
+    <w:lsdException w:name="footnote text" w:semiHidden="1" w:unhideWhenUsed="1"/>
+    <w:lsdException w:name="annotation text" w:semiHidden="1" w:unhideWhenUsed="1"/>
+    <w:lsdException w:name="header" w:semiHidden="1" w:unhideWhenUsed="1"/>
+    <w:lsdException w:name="footer" w:semiHidden="1" w:unhideWhenUsed="1"/>
+    <w:lsdException w:name="index heading" w:semiHidden="1" w:unhideWhenUsed="1"/>
+    <w:lsdException w:name="caption" w:semiHidden="1" w:uiPriority="35" w:unhideWhenUsed="1" w:qFormat="1"/>
+    <w:lsdException w:name="table of figures" w:semiHidden="1" w:unhideWhenUsed="1"/>
+    <w:lsdException w:name="envelope address" w:semiHidden="1" w:unhideWhenUsed="1"/>
+    <w:lsdException w:name="envelope return" w:semiHidden="1" w:unhideWhenUsed="1"/>
+    <w:lsdException w:name="footnote reference" w:semiHidden="1" w:unhideWhenUsed="1"/>
+    <w:lsdException w:name="annotation reference" w:semiHidden="1" w:unhideWhenUsed="1"/>
+    <w:lsdException w:name="line number" w:semiHidden="1" w:unhideWhenUsed="1"/>
+    <w:lsdException w:name="page number" w:semiHidden="1" w:unhideWhenUsed="1"/>
+    <w:lsdException w:name="endnote reference" w:semiHidden="1" w:unhideWhenUsed="1"/>
+    <w:lsdException w:name="endnote text" w:semiHidden="1" w:unhideWhenUsed="1"/>
+    <w:lsdException w:name="table of authorities" w:semiHidden="1" w:unhideWhenUsed="1"/>
+    <w:lsdException w:name="macro" w:semiHidden="1" w:unhideWhenUsed="1"/>
+    <w:lsdException w:name="toa heading" w:semiHidden="1" w:unhideWhenUsed="1"/>
+    <w:lsdException w:name="List" w:semiHidden="1" w:unhideWhenUsed="1"/>
+    <w:lsdException w:name="List Bullet" w:semiHidden="1" w:unhideWhenUsed="1"/>
+    <w:lsdException w:name="List Number" w:semiHidden="1" w:unhideWhenUsed="1"/>
+    <w:lsdException w:name="List 2" w:semiHidden="1" w:unhideWhenUsed="1"/>
+    <w:lsdException w:name="List 3" w:semiHidden="1" w:unhideWhenUsed="1"/>
+    <w:lsdException w:name="List 4" w:semiHidden="1" w:unhideWhenUsed="1"/>
+    <w:lsdException w:name="List 5" w:semiHidden="1" w:unhideWhenUsed="1"/>
+    <w:lsdException w:name="List Bullet 2" w:semiHidden="1" w:unhideWhenUsed="1"/>
+    <w:lsdException w:name="List Bullet 3" w:semiHidden="1" w:unhideWhenUsed="1"/>
+    <w:lsdException w:name="List Bullet 4" w:semiHidden="1" w:unhideWhenUsed="1"/>
+    <w:lsdException w:name="List Bullet 5" w:semiHidden="1" w:unhideWhenUsed="1"/>
+    <w:lsdException w:name="List Number 2" w:semiHidden="1" w:unhideWhenUsed="1"/>
+    <w:lsdException w:name="List Number 3" w:semiHidden="1" w:unhideWhenUsed="1"/>
+    <w:lsdException w:name="List Number 4" w:semiHidden="1" w:unhideWhenUsed="1"/>
+    <w:lsdException w:name="List Number 5" w:semiHidden="1" w:unhideWhenUsed="1"/>
+    <w:lsdException w:name="Title" w:uiPriority="10" w:qFormat="1"/>
+    <w:lsdException w:name="Closing" w:semiHidden="1" w:unhideWhenUsed="1"/>
+    <w:lsdException w:name="Signature" w:semiHidden="1" w:unhideWhenUsed="1"/>
+    <w:lsdException w:name="Default Paragraph Font" w:semiHidden="1" w:uiPriority="1" w:unhideWhenUsed="1"/>
+    <w:lsdException w:name="Body Text" w:semiHidden="1" w:unhideWhenUsed="1"/>
+    <w:lsdException w:name="Body Text Indent" w:semiHidden="1" w:unhideWhenUsed="1"/>
+    <w:lsdException w:name="List Continue" w:semiHidden="1" w:unhideWhenUsed="1"/>
+    <w:lsdException w:name="List Continue 2" w:semiHidden="1" w:unhideWhenUsed="1"/>
+    <w:lsdException w:name="List Continue 3" w:semiHidden="1" w:unhideWhenUsed="1"/>
+    <w:lsdException w:name="List Continue 4" w:semiHidden="1" w:unhideWhenUsed="1"/>
+    <w:lsdException w:name="List Continue 5" w:semiHidden="1" w:unhideWhenUsed="1"/>
+    <w:lsdException w:name="Message Header" w:semiHidden="1" w:unhideWhenUsed="1"/>
+    <w:lsdException w:name="Subtitle" w:uiPriority="11" w:qFormat="1"/>
+    <w:lsdException w:name="Salutation" w:semiHidden="1" w:unhideWhenUsed="1"/>
+    <w:lsdException w:name="Date" w:semiHidden="1" w:unhideWhenUsed="1"/>
+    <w:lsdException w:name="Body Text First Indent" w:semiHidden="1" w:unhideWhenUsed="1"/>
+    <w:lsdException w:name="Body Text First Indent 2" w:semiHidden="1" w:unhideWhenUsed="1"/>
+    <w:lsdException w:name="Note Heading" w:semiHidden="1" w:unhideWhenUsed="1"/>
+    <w:lsdException w:name="Body Text 2" w:semiHidden="1" w:unhideWhenUsed="1"/>
+    <w:lsdException w:name="Body Text 3" w:semiHidden="1" w:unhideWhenUsed="1"/>
+    <w:lsdException w:name="Body Text Indent 2" w:semiHidden="1" w:unhideWhenUsed="1"/>
+    <w:lsdException w:name="Body Text Indent 3" w:semiHidden="1" w:unhideWhenUsed="1"/>
+    <w:lsdException w:name="Block Text" w:semiHidden="1" w:unhideWhenUsed="1"/>
+    <w:lsdException w:name="Hyperlink" w:semiHidden="1" w:unhideWhenUsed="1"/>
+    <w:lsdException w:name="FollowedHyperlink" w:semiHidden="1" w:unhideWhenUsed="1"/>
+    <w:lsdException w:name="Strong" w:uiPriority="22" w:qFormat="1"/>
+    <w:lsdException w:name="Emphasis" w:uiPriority="20" w:qFormat="1"/>
+    <w:lsdException w:name="Document Map" w:semiHidden="1" w:unhideWhenUsed="1"/>
+    <w:lsdException w:name="Plain Text" w:semiHidden="1" w:unhideWhenUsed="1"/>
+    <w:lsdException w:name="E-mail Signature" w:semiHidden="1" w:unhideWhenUsed="1"/>
+    <w:lsdException w:name="HTML Top of Form" w:semiHidden="1" w:unhideWhenUsed="1"/>
+    <w:lsdException w:name="HTML Bottom of Form" w:semiHidden="1" w:unhideWhenUsed="1"/>
+    <w:lsdException w:name="Normal (Web)" w:semiHidden="1" w:unhideWhenUsed="1"/>
+    <w:lsdException w:name="HTML Acronym" w:semiHidden="1" w:unhideWhenUsed="1"/>
+    <w:lsdException w:name="HTML Address" w:semiHidden="1" w:unhideWhenUsed="1"/>
+    <w:lsdException w:name="HTML Cite" w:semiHidden="1" w:unhideWhenUsed="1"/>
+    <w:lsdException w:name="HTML Code" w:semiHidden="1" w:unhideWhenUsed="1"/>
+    <w:lsdException w:name="HTML Definition" w:semiHidden="1" w:unhideWhenUsed="1"/>
+    <w:lsdException w:name="HTML Keyboard" w:semiHidden="1" w:unhideWhenUsed="1"/>
+    <w:lsdException w:name="HTML Preformatted" w:semiHidden="1" w:unhideWhenUsed="1"/>
+    <w:lsdException w:name="HTML Sample" w:semiHidden="1" w:unhideWhenUsed="1"/>
+    <w:lsdException w:name="HTML Typewriter" w:semiHidden="1" w:unhideWhenUsed="1"/>
+    <w:lsdException w:name="HTML Variable" w:semiHidden="1" w:unhideWhenUsed="1"/>
+    <w:lsdException w:name="Normal Table" w:semiHidden="1" w:unhideWhenUsed="1"/>
+    <w:lsdException w:name="annotation subject" w:semiHidden="1" w:unhideWhenUsed="1"/>
+    <w:lsdException w:name="No List" w:semiHidden="1" w:unhideWhenUsed="1"/>
+    <w:lsdException w:name="Outline List 1" w:semiHidden="1" w:unhideWhenUsed="1"/>
+    <w:lsdException w:name="Outline List 2" w:semiHidden="1" w:unhideWhenUsed="1"/>
+    <w:lsdException w:name="Outline List 3" w:semiHidden="1" w:unhideWhenUsed="1"/>
+    <w:lsdException w:name="Table Simple 1" w:semiHidden="1" w:unhideWhenUsed="1"/>
+    <w:lsdException w:name="Table Simple 2" w:semiHidden="1" w:unhideWhenUsed="1"/>
+    <w:lsdException w:name="Table Simple 3" w:semiHidden="1" w:unhideWhenUsed="1"/>
+    <w:lsdException w:name="Table Classic 1" w:semiHidden="1" w:unhideWhenUsed="1"/>
+    <w:lsdException w:name="Table Classic 2" w:semiHidden="1" w:unhideWhenUsed="1"/>
+    <w:lsdException w:name="Table Classic 3" w:semiHidden="1" w:unhideWhenUsed="1"/>
+    <w:lsdException w:name="Table Classic 4" w:semiHidden="1" w:unhideWhenUsed="1"/>
+    <w:lsdException w:name="Table Colorful 1" w:semiHidden="1" w:unhideWhenUsed="1"/>
+    <w:lsdException w:name="Table Colorful 2" w:semiHidden="1" w:unhideWhenUsed="1"/>
+    <w:lsdException w:name="Table Colorful 3" w:semiHidden="1" w:unhideWhenUsed="1"/>
+    <w:lsdException w:name="Table Columns 1" w:semiHidden="1" w:unhideWhenUsed="1"/>
+    <w:lsdException w:name="Table Columns 2" w:semiHidden="1" w:unhideWhenUsed="1"/>
+    <w:lsdException w:name="Table Columns 3" w:semiHidden="1" w:unhideWhenUsed="1"/>
+    <w:lsdException w:name="Table Columns 4" w:semiHidden="1" w:unhideWhenUsed="1"/>
+    <w:lsdException w:name="Table Columns 5" w:semiHidden="1" w:unhideWhenUsed="1"/>
+    <w:lsdException w:name="Table Grid 1" w:semiHidden="1" w:unhideWhenUsed="1"/>
+    <w:lsdException w:name="Table Grid 2" w:semiHidden="1" w:unhideWhenUsed="1"/>
+    <w:lsdException w:name="Table Grid 3" w:semiHidden="1" w:unhideWhenUsed="1"/>
+    <w:lsdException w:name="Table Grid 4" w:semiHidden="1" w:unhideWhenUsed="1"/>
+    <w:lsdException w:name="Table Grid 5" w:semiHidden="1" w:unhideWhenUsed="1"/>
+    <w:lsdException w:name="Table Grid 6" w:semiHidden="1" w:unhideWhenUsed="1"/>
+    <w:lsdException w:name="Table Grid 7" w:semiHidden="1" w:unhideWhenUsed="1"/>
+    <w:lsdException w:name="Table Grid 8" w:semiHidden="1" w:unhideWhenUsed="1"/>
+    <w:lsdException w:name="Table List 1" w:semiHidden="1" w:unhideWhenUsed="1"/>
+    <w:lsdException w:name="Table List 2" w:semiHidden="1" w:unhideWhenUsed="1"/>
+    <w:lsdException w:name="Table List 3" w:semiHidden="1" w:unhideWhenUsed="1"/>
+    <w:lsdException w:name="Table List 4" w:semiHidden="1" w:unhideWhenUsed="1"/>
+    <w:lsdException w:name="Table List 5" w:semiHidden="1" w:unhideWhenUsed="1"/>
+    <w:lsdException w:name="Table List 6" w:semiHidden="1" w:unhideWhenUsed="1"/>
+    <w:lsdException w:name="Table List 7" w:semiHidden="1" w:unhideWhenUsed="1"/>
+    <w:lsdException w:name="Table List 8" w:semiHidden="1" w:unhideWhenUsed="1"/>
+    <w:lsdException w:name="Table 3D effects 1" w:semiHidden="1" w:unhideWhenUsed="1"/>
+    <w:lsdException w:name="Table 3D effects 2" w:semiHidden="1" w:unhideWhenUsed="1"/>
+    <w:lsdException w:name="Table 3D effects 3" w:semiHidden="1" w:unhideWhenUsed="1"/>
+    <w:lsdException w:name="Table Contemporary" w:semiHidden="1" w:unhideWhenUsed="1"/>
+    <w:lsdException w:name="Table Elegant" w:semiHidden="1" w:unhideWhenUsed="1"/>
+    <w:lsdException w:name="Table Professional" w:semiHidden="1" w:unhideWhenUsed="1"/>
+    <w:lsdException w:name="Table Subtle 1" w:semiHidden="1" w:unhideWhenUsed="1"/>
+    <w:lsdException w:name="Table Subtle 2" w:semiHidden="1" w:unhideWhenUsed="1"/>
+    <w:lsdException w:name="Table Web 1" w:semiHidden="1" w:unhideWhenUsed="1"/>
+    <w:lsdException w:name="Table Web 2" w:semiHidden="1" w:unhideWhenUsed="1"/>
+    <w:lsdException w:name="Table Web 3" w:semiHidden="1" w:unhideWhenUsed="1"/>
+    <w:lsdException w:name="Balloon Text" w:semiHidden="1" w:unhideWhenUsed="1"/>
+    <w:lsdException w:name="Table Grid" w:semiHidden="1" w:uiPriority="59" w:unhideWhenUsed="1"/>
+    <w:lsdException w:name="Table Theme" w:semiHidden="1" w:unhideWhenUsed="1"/>
+    <w:lsdException w:name="Placeholder Text" w:semiHidden="1"/>
+    <w:lsdException w:name="No Spacing" w:uiPriority="1" w:qFormat="1"/>
+    <w:lsdException w:name="Light Shading" w:uiPriority="60"/>
+    <w:lsdException w:name="Light List" w:uiPriority="61"/>
+    <w:lsdException w:name="Light Grid" w:uiPriority="62"/>
+    <w:lsdException w:name="Medium Shading 1" w:uiPriority="63"/>
+    <w:lsdException w:name="Medium Shading 2" w:uiPriority="64"/>
+    <w:lsdException w:name="Medium List 1" w:uiPriority="65"/>
+    <w:lsdException w:name="Medium List 2" w:uiPriority="66"/>
+    <w:lsdException w:name="Medium Grid 1" w:uiPriority="67"/>
+    <w:lsdException w:name="Medium Grid 2" w:uiPriority="68"/>
+    <w:lsdException w:name="Medium Grid 3" w:uiPriority="69"/>
+    <w:lsdException w:name="Dark List" w:uiPriority="70"/>
+    <w:lsdException w:name="Colorful Shading" w:uiPriority="71"/>
+    <w:lsdException w:name="Colorful List" w:uiPriority="72"/>
+    <w:lsdException w:name="Colorful Grid" w:uiPriority="73"/>
+    <w:lsdException w:name="Light Shading Accent 1" w:uiPriority="60"/>
+    <w:lsdException w:name="Light List Accent 1" w:uiPriority="61"/>
+    <w:lsdException w:name="Light Grid Accent 1" w:uiPriority="62"/>
+    <w:lsdException w:name="Medium Shading 1 Accent 1" w:uiPriority="63"/>
+    <w:lsdException w:name="Medium Shading 2 Accent 1" w:uiPriority="64"/>
+    <w:lsdException w:name="Medium List 1 Accent 1" w:uiPriority="65"/>
+    <w:lsdException w:name="Revision" w:semiHidden="1"/>
+    <w:lsdException w:name="List Paragraph" w:uiPriority="34" w:qFormat="1"/>
+    <w:lsdException w:name="Quote" w:uiPriority="29" w:qFormat="1"/>
+    <w:lsdException w:name="Intense Quote" w:uiPriority="30" w:qFormat="1"/>
+    <w:lsdException w:name="Medium List 2 Accent 1" w:uiPriority="66"/>
+    <w:lsdException w:name="Medium Grid 1 Accent 1" w:uiPriority="67"/>
+    <w:lsdException w:name="Medium Grid 2 Accent 1" w:uiPriority="68"/>
+    <w:lsdException w:name="Medium Grid 3 Accent 1" w:uiPriority="69"/>
+    <w:lsdException w:name="Dark List Accent 1" w:uiPriority="70"/>
+    <w:lsdException w:name="Colorful Shading Accent 1" w:uiPriority="71"/>
+    <w:lsdException w:name="Colorful List Accent 1" w:uiPriority="72"/>
+    <w:lsdException w:name="Colorful Grid Accent 1" w:uiPriority="73"/>
+    <w:lsdException w:name="Light Shading Accent 2" w:uiPriority="60"/>
+    <w:lsdException w:name="Light List Accent 2" w:uiPriority="61"/>
+    <w:lsdException w:name="Light Grid Accent 2" w:uiPriority="62"/>
+    <w:lsdException w:name="Medium Shading 1 Accent 2" w:uiPriority="63"/>
+    <w:lsdException w:name="Medium Shading 2 Accent 2" w:uiPriority="64"/>
+    <w:lsdException w:name="Medium List 1 Accent 2" w:uiPriority="65"/>
+    <w:lsdException w:name="Medium List 2 Accent 2" w:uiPriority="66"/>
+    <w:lsdException w:name="Medium Grid 1 Accent 2" w:uiPriority="67"/>
+    <w:lsdException w:name="Medium Grid 2 Accent 2" w:uiPriority="68"/>
+    <w:lsdException w:name="Medium Grid 3 Accent 2" w:uiPriority="69"/>
+    <w:lsdException w:name="Dark List Accent 2" w:uiPriority="70"/>
+    <w:lsdException w:name="Colorful Shading Accent 2" w:uiPriority="71"/>
+    <w:lsdException w:name="Colorful List Accent 2" w:uiPriority="72"/>
+    <w:lsdException w:name="Colorful Grid Accent 2" w:uiPriority="73"/>
+    <w:lsdException w:name="Light Shading Accent 3" w:uiPriority="60"/>
+    <w:lsdException w:name="Light List Accent 3" w:uiPriority="61"/>
+    <w:lsdException w:name="Light Grid Accent 3" w:uiPriority="62"/>
+    <w:lsdException w:name="Medium Shading 1 Accent 3" w:uiPriority="63"/>
+    <w:lsdException w:name="Medium Shading 2 Accent 3" w:uiPriority="64"/>
+    <w:lsdException w:name="Medium List 1 Accent 3" w:uiPriority="65"/>
+    <w:lsdException w:name="Medium List 2 Accent 3" w:uiPriority="66"/>
+    <w:lsdException w:name="Medium Grid 1 Accent 3" w:uiPriority="67"/>
+    <w:lsdException w:name="Medium Grid 2 Accent 3" w:uiPriority="68"/>
+    <w:lsdException w:name="Medium Grid 3 Accent 3" w:uiPriority="69"/>
+    <w:lsdException w:name="Dark List Accent 3" w:uiPriority="70"/>
+    <w:lsdException w:name="Colorful Shading Accent 3" w:uiPriority="71"/>
+    <w:lsdException w:name="Colorful List Accent 3" w:uiPriority="72"/>
+    <w:lsdException w:name="Colorful Grid Accent 3" w:uiPriority="73"/>
+    <w:lsdException w:name="Light Shading Accent 4" w:uiPriority="60"/>
+    <w:lsdException w:name="Light List Accent 4" w:uiPriority="61"/>
+    <w:lsdException w:name="Light Grid Accent 4" w:uiPriority="62"/>
+    <w:lsdException w:name="Medium Shading 1 Accent 4" w:uiPriority="63"/>
+    <w:lsdException w:name="Medium Shading 2 Accent 4" w:uiPriority="64"/>
+    <w:lsdException w:name="Medium List 1 Accent 4" w:uiPriority="65"/>
+    <w:lsdException w:name="Medium List 2 Accent 4" w:uiPriority="66"/>
+    <w:lsdException w:name="Medium Grid 1 Accent 4" w:uiPriority="67"/>
+    <w:lsdException w:name="Medium Grid 2 Accent 4" w:uiPriority="68"/>
+    <w:lsdException w:name="Medium Grid 3 Accent 4" w:uiPriority="69"/>
+    <w:lsdException w:name="Dark List Accent 4" w:uiPriority="70"/>
+    <w:lsdException w:name="Colorful Shading Accent 4" w:uiPriority="71"/>
+    <w:lsdException w:name="Colorful List Accent 4" w:uiPriority="72"/>
+    <w:lsdException w:name="Colorful Grid Accent 4" w:uiPriority="73"/>
+    <w:lsdException w:name="Light Shading Accent 5" w:uiPriority="60"/>
+    <w:lsdException w:name="Light List Accent 5" w:uiPriority="61"/>
+    <w:lsdException w:name="Light Grid Accent 5" w:uiPriority="62"/>
+    <w:lsdException w:name="Medium Shading 1 Accent 5" w:uiPriority="63"/>
+    <w:lsdException w:name="Medium Shading 2 Accent 5" w:uiPriority="64"/>
+    <w:lsdException w:name="Medium List 1 Accent 5" w:uiPriority="65"/>
+    <w:lsdException w:name="Medium List 2 Accent 5" w:uiPriority="66"/>
+    <w:lsdException w:name="Medium Grid 1 Accent 5" w:uiPriority="67"/>
+    <w:lsdException w:name="Medium Grid 2 Accent 5" w:uiPriority="68"/>
+    <w:lsdException w:name="Medium Grid 3 Accent 5" w:uiPriority="69"/>
+    <w:lsdException w:name="Dark List Accent 5" w:uiPriority="70"/>
+    <w:lsdException w:name="Colorful Shading Accent 5" w:uiPriority="71"/>
+    <w:lsdException w:name="Colorful List Accent 5" w:uiPriority="72"/>
+    <w:lsdException w:name="Colorful Grid Accent 5" w:uiPriority="73"/>
+    <w:lsdException w:name="Light Shading Accent 6" w:uiPriority="60"/>
+    <w:lsdException w:name="Light List Accent 6" w:uiPriority="61"/>
+    <w:lsdException w:name="Light Grid Accent 6" w:uiPriority="62"/>
+    <w:lsdException w:name="Medium Shading 1 Accent 6" w:uiPriority="63"/>
+    <w:lsdException w:name="Medium Shading 2 Accent 6" w:uiPriority="64"/>
+    <w:lsdException w:name="Medium List 1 Accent 6" w:uiPriority="65"/>
+    <w:lsdException w:name="Medium List 2 Accent 6" w:uiPriority="66"/>
+    <w:lsdException w:name="Medium Grid 1 Accent 6" w:uiPriority="67"/>
+    <w:lsdException w:name="Medium Grid 2 Accent 6" w:uiPriority="68"/>
+    <w:lsdException w:name="Medium Grid 3 Accent 6" w:uiPriority="69"/>
+    <w:lsdException w:name="Dark List Accent 6" w:uiPriority="70"/>
+    <w:lsdException w:name="Colorful Shading Accent 6" w:uiPriority="71"/>
+    <w:lsdException w:name="Colorful List Accent 6" w:uiPriority="72"/>
+    <w:lsdException w:name="Colorful Grid Accent 6" w:uiPriority="73"/>
+    <w:lsdException w:name="Subtle Emphasis" w:uiPriority="19" w:qFormat="1"/>
+    <w:lsdException w:name="Intense Emphasis" w:uiPriority="21" w:qFormat="1"/>
+    <w:lsdException w:name="Subtle Reference" w:uiPriority="31" w:qFormat="1"/>
+    <w:lsdException w:name="Intense Reference" w:uiPriority="32" w:qFormat="1"/>
+    <w:lsdException w:name="Book Title" w:uiPriority="33" w:qFormat="1"/>
+    <w:lsdException w:name="Bibliography" w:semiHidden="1" w:uiPriority="37" w:unhideWhenUsed="1"/>
+    <w:lsdException w:name="TOC Heading" w:semiHidden="1" w:uiPriority="39" w:unhideWhenUsed="1" w:qFormat="1"/>
+    <w:lsdException w:name="Plain Table 1" w:uiPriority="41"/>
+    <w:lsdException w:name="Plain Table 2" w:uiPriority="42"/>
+    <w:lsdException w:name="Plain Table 3" w:uiPriority="43"/>
+    <w:lsdException w:name="Plain Table 4" w:uiPriority="44"/>
+    <w:lsdException w:name="Plain Table 5" w:uiPriority="45"/>
+    <w:lsdException w:name="Grid Table Light" w:uiPriority="40"/>
+    <w:lsdException w:name="Grid Table 1 Light" w:uiPriority="46"/>
+    <w:lsdException w:name="Grid Table 2" w:uiPriority="47"/>
+    <w:lsdException w:name="Grid Table 3" w:uiPriority="48"/>
+    <w:lsdException w:name="Grid Table 4" w:uiPriority="49"/>
+    <w:lsdException w:name="Grid Table 5 Dark" w:uiPriority="50"/>
+    <w:lsdException w:name="Grid Table 6 Colorful" w:uiPriority="51"/>
+    <w:lsdException w:name="Grid Table 7 Colorful" w:uiPriority="52"/>
+    <w:lsdException w:name="Grid Table 1 Light Accent 1" w:uiPriority="46"/>
+    <w:lsdException w:name="Grid Table 2 Accent 1" w:uiPriority="47"/>
+    <w:lsdException w:name="Grid Table 3 Accent 1" w:uiPriority="48"/>
+    <w:lsdException w:name="Grid Table 4 Accent 1" w:uiPriority="49"/>
+    <w:lsdException w:name="Grid Table 5 Dark Accent 1" w:uiPriority="50"/>
+    <w:lsdException w:name="Grid Table 6 Colorful Accent 1" w:uiPriority="51"/>
+    <w:lsdException w:name="Grid Table 7 Colorful Accent 1" w:uiPriority="52"/>
+    <w:lsdException w:name="Grid Table 1 Light Accent 2" w:uiPriority="46"/>
+    <w:lsdException w:name="Grid Table 2 Accent 2" w:uiPriority="47"/>
+    <w:lsdException w:name="Grid Table 3 Accent 2" w:uiPriority="48"/>
+    <w:lsdException w:name="Grid Table 4 Accent 2" w:uiPriority="49"/>
+    <w:lsdException w:name="Grid Table 5 Dark Accent 2" w:uiPriority="50"/>
+    <w:lsdException w:name="Grid Table 6 Colorful Accent 2" w:uiPriority="51"/>
+    <w:lsdException w:name="Grid Table 7 Colorful Accent 2" w:uiPriority="52"/>
+    <w:lsdException w:name="Grid Table 1 Light Accent 3" w:uiPriority="46"/>
+    <w:lsdException w:name="Grid Table 2 Accent 3" w:uiPriority="47"/>
+    <w:lsdException w:name="Grid Table 3 Accent 3" w:uiPriority="48"/>
+    <w:lsdException w:name="Grid Table 4 Accent 3" w:uiPriority="49"/>
+    <w:lsdException w:name="Grid Table 5 Dark Accent 3" w:uiPriority="50"/>
+    <w:lsdException w:name="Grid Table 6 Colorful Accent 3" w:uiPriority="51"/>
+    <w:lsdException w:name="Grid Table 7 Colorful Accent 3" w:uiPriority="52"/>
+    <w:lsdException w:name="Grid Table 1 Light Accent 4" w:uiPriority="46"/>
+    <w:lsdException w:name="Grid Table 2 Accent 4" w:uiPriority="47"/>
+    <w:lsdException w:name="Grid Table 3 Accent 4" w:uiPriority="48"/>
+    <w:lsdException w:name="Grid Table 4 Accent 4" w:uiPriority="49"/>
+    <w:lsdException w:name="Grid Table 5 Dark Accent 4" w:uiPriority="50"/>
+    <w:lsdException w:name="Grid Table 6 Colorful Accent 4" w:uiPriority="51"/>
+    <w:lsdException w:name="Grid Table 7 Colorful Accent 4" w:uiPriority="52"/>
+    <w:lsdException w:name="Grid Table 1 Light Accent 5" w:uiPriority="46"/>
+    <w:lsdException w:name="Grid Table 2 Accent 5" w:uiPriority="47"/>
+    <w:lsdException w:name="Grid Table 3 Accent 5" w:uiPriority="48"/>
+    <w:lsdException w:name="Grid Table 4 Accent 5" w:uiPriority="49"/>
+    <w:lsdException w:name="Grid Table 5 Dark Accent 5" w:uiPriority="50"/>
+    <w:lsdException w:name="Grid Table 6 Colorful Accent 5" w:uiPriority="51"/>
+    <w:lsdException w:name="Grid Table 7 Colorful Accent 5" w:uiPriority="52"/>
+    <w:lsdException w:name="Grid Table 1 Light Accent 6" w:uiPriority="46"/>
+    <w:lsdException w:name="Grid Table 2 Accent 6" w:uiPriority="47"/>
+    <w:lsdException w:name="Grid Table 3 Accent 6" w:uiPriority="48"/>
+    <w:lsdException w:name="Grid Table 4 Accent 6" w:uiPriority="49"/>
+    <w:lsdException w:name="Grid Table 5 Dark Accent 6" w:uiPriority="50"/>
+    <w:lsdException w:name="Grid Table 6 Colorful Accent 6" w:uiPriority="51"/>
+    <w:lsdException w:name="Grid Table 7 Colorful Accent 6" w:uiPriority="52"/>
+    <w:lsdException w:name="List Table 1 Light" w:uiPriority="46"/>
+    <w:lsdException w:name="List Table 2" w:uiPriority="47"/>
+    <w:lsdException w:name="List Table 3" w:uiPriority="48"/>
+    <w:lsdException w:name="List Table 4" w:uiPriority="49"/>
+    <w:lsdException w:name="List Table 5 Dark" w:uiPriority="50"/>
+    <w:lsdException w:name="List Table 6 Colorful" w:uiPriority="51"/>
+    <w:lsdException w:name="List Table 7 Colorful" w:uiPriority="52"/>
+    <w:lsdException w:name="List Table 1 Light Accent 1" w:uiPriority="46"/>
+    <w:lsdException w:name="List Table 2 Accent 1" w:uiPriority="47"/>
+    <w:lsdException w:name="List Table 3 Accent 1" w:uiPriority="48"/>
+    <w:lsdException w:name="List Table 4 Accent 1" w:uiPriority="49"/>
+    <w:lsdException w:name="List Table 5 Dark Accent 1" w:uiPriority="50"/>
+    <w:lsdException w:name="List Table 6 Colorful Accent 1" w:uiPriority="51"/>
+    <w:lsdException w:name="List Table 7 Colorful Accent 1" w:uiPriority="52"/>
+    <w:lsdException w:name="List Table 1 Light Accent 2" w:uiPriority="46"/>
+    <w:lsdException w:name="List Table 2 Accent 2" w:uiPriority="47"/>
+    <w:lsdException w:name="List Table 3 Accent 2" w:uiPriority="48"/>
+    <w:lsdException w:name="List Table 4 Accent 2" w:uiPriority="49"/>
+    <w:lsdException w:name="List Table 5 Dark Accent 2" w:uiPriority="50"/>
+    <w:lsdException w:name="List Table 6 Colorful Accent 2" w:uiPriority="51"/>
+    <w:lsdException w:name="List Table 7 Colorful Accent 2" w:uiPriority="52"/>
+    <w:lsdException w:name="List Table 1 Light Accent 3" w:uiPriority="46"/>
+    <w:lsdException w:name="List Table 2 Accent 3" w:uiPriority="47"/>
+    <w:lsdException w:name="List Table 3 Accent 3" w:uiPriority="48"/>
+    <w:lsdException w:name="List Table 4 Accent 3" w:uiPriority="49"/>
+    <w:lsdException w:name="List Table 5 Dark Accent 3" w:uiPriority="50"/>
+    <w:lsdException w:name="List Table 6 Colorful Accent 3" w:uiPriority="51"/>
+    <w:lsdException w:name="List Table 7 Colorful Accent 3" w:uiPriority="52"/>
+    <w:lsdException w:name="List Table 1 Light Accent 4" w:uiPriority="46"/>
+    <w:lsdException w:name="List Table 2 Accent 4" w:uiPriority="47"/>
+    <w:lsdException w:name="List Table 3 Accent 4" w:uiPriority="48"/>
+    <w:lsdException w:name="List Table 4 Accent 4" w:uiPriority="49"/>
+    <w:lsdException w:name="List Table 5 Dark Accent 4" w:uiPriority="50"/>
+    <w:lsdException w:name="List Table 6 Colorful Accent 4" w:uiPriority="51"/>
+    <w:lsdException w:name="List Table 7 Colorful Accent 4" w:uiPriority="52"/>
+    <w:lsdException w:name="List Table 1 Light Accent 5" w:uiPriority="46"/>
+    <w:lsdException w:name="List Table 2 Accent 5" w:uiPriority="47"/>
+    <w:lsdException w:name="List Table 3 Accent 5" w:uiPriority="48"/>
+    <w:lsdException w:name="List Table 4 Accent 5" w:uiPriority="49"/>
+    <w:lsdException w:name="List Table 5 Dark Accent 5" w:uiPriority="50"/>
+    <w:lsdException w:name="List Table 6 Colorful Accent 5" w:uiPriority="51"/>
+    <w:lsdException w:name="List Table 7 Colorful Accent 5" w:uiPriority="52"/>
+    <w:lsdException w:name="List Table 1 Light Accent 6" w:uiPriority="46"/>
+    <w:lsdException w:name="List Table 2 Accent 6" w:uiPriority="47"/>
+    <w:lsdException w:name="List Table 3 Accent 6" w:uiPriority="48"/>
+    <w:lsdException w:name="List Table 4 Accent 6" w:uiPriority="49"/>
+    <w:lsdException w:name="List Table 5 Dark Accent 6" w:uiPriority="50"/>
+    <w:lsdException w:name="List Table 6 Colorful Accent 6" w:uiPriority="51"/>
+    <w:lsdException w:name="List Table 7 Colorful Accent 6" w:uiPriority="52"/>
+    <w:lsdException w:name="Mention" w:semiHidden="1" w:unhideWhenUsed="1"/>
+    <w:lsdException w:name="Smart Hyperlink" w:semiHidden="1" w:unhideWhenUsed="1"/>
+    <w:lsdException w:name="Hashtag" w:semiHidden="1" w:unhideWhenUsed="1"/>
+    <w:lsdException w:name="Unresolved Mention" w:semiHidden="1" w:unhideWhenUsed="1"/>
+    <w:lsdException w:name="Smart Link" w:semiHidden="1" w:unhideWhenUsed="1"/>
   </w:latentStyles>
   <w:style w:type="paragraph" w:default="1" w:styleId="Normal">
     <w:name w:val="Normal"/>
@@ -1407,18 +2210,17 @@
       <w:lang w:val="id-ID" w:eastAsia="id-ID"/>
     </w:rPr>
   </w:style>
-  <w:style w:type="character" w:default="1" w:styleId="DefaultParagraphFont">
+  <w:style w:type="character" w:default="1" w:styleId="FontParagrafDefault">
     <w:name w:val="Default Paragraph Font"/>
     <w:uiPriority w:val="1"/>
     <w:semiHidden/>
     <w:unhideWhenUsed/>
   </w:style>
-  <w:style w:type="table" w:default="1" w:styleId="TableNormal">
+  <w:style w:type="table" w:default="1" w:styleId="TabelNormal">
     <w:name w:val="Normal Table"/>
     <w:uiPriority w:val="99"/>
     <w:semiHidden/>
     <w:unhideWhenUsed/>
-    <w:qFormat/>
     <w:tblPr>
       <w:tblInd w:w="0" w:type="dxa"/>
       <w:tblCellMar>
@@ -1429,15 +2231,15 @@
       </w:tblCellMar>
     </w:tblPr>
   </w:style>
-  <w:style w:type="numbering" w:default="1" w:styleId="NoList">
+  <w:style w:type="numbering" w:default="1" w:styleId="TidakAdaDaftar">
     <w:name w:val="No List"/>
     <w:uiPriority w:val="99"/>
     <w:semiHidden/>
     <w:unhideWhenUsed/>
   </w:style>
-  <w:style w:type="table" w:styleId="TableGrid">
+  <w:style w:type="table" w:styleId="KisiTabel">
     <w:name w:val="Table Grid"/>
-    <w:basedOn w:val="TableNormal"/>
+    <w:basedOn w:val="TabelNormal"/>
     <w:uiPriority w:val="59"/>
     <w:rsid w:val="00945935"/>
     <w:pPr>
@@ -1449,7 +2251,6 @@
       <w:sz w:val="22"/>
     </w:rPr>
     <w:tblPr>
-      <w:tblInd w:w="0" w:type="dxa"/>
       <w:tblBorders>
         <w:top w:val="single" w:sz="4" w:space="0" w:color="000000" w:themeColor="text1"/>
         <w:left w:val="single" w:sz="4" w:space="0" w:color="000000" w:themeColor="text1"/>
@@ -1458,18 +2259,12 @@
         <w:insideH w:val="single" w:sz="4" w:space="0" w:color="000000" w:themeColor="text1"/>
         <w:insideV w:val="single" w:sz="4" w:space="0" w:color="000000" w:themeColor="text1"/>
       </w:tblBorders>
-      <w:tblCellMar>
-        <w:top w:w="0" w:type="dxa"/>
-        <w:left w:w="108" w:type="dxa"/>
-        <w:bottom w:w="0" w:type="dxa"/>
-        <w:right w:w="108" w:type="dxa"/>
-      </w:tblCellMar>
     </w:tblPr>
   </w:style>
   <w:style w:type="paragraph" w:styleId="Header">
     <w:name w:val="header"/>
     <w:basedOn w:val="Normal"/>
-    <w:link w:val="HeaderChar"/>
+    <w:link w:val="HeaderKAR"/>
     <w:uiPriority w:val="99"/>
     <w:semiHidden/>
     <w:unhideWhenUsed/>
@@ -1482,9 +2277,9 @@
       <w:spacing w:after="0" w:line="240" w:lineRule="auto"/>
     </w:pPr>
   </w:style>
-  <w:style w:type="character" w:customStyle="1" w:styleId="HeaderChar">
-    <w:name w:val="Header Char"/>
-    <w:basedOn w:val="DefaultParagraphFont"/>
+  <w:style w:type="character" w:customStyle="1" w:styleId="HeaderKAR">
+    <w:name w:val="Header KAR"/>
+    <w:basedOn w:val="FontParagrafDefault"/>
     <w:link w:val="Header"/>
     <w:uiPriority w:val="99"/>
     <w:semiHidden/>
@@ -1498,7 +2293,7 @@
   <w:style w:type="paragraph" w:styleId="Footer">
     <w:name w:val="footer"/>
     <w:basedOn w:val="Normal"/>
-    <w:link w:val="FooterChar"/>
+    <w:link w:val="FooterKAR"/>
     <w:uiPriority w:val="99"/>
     <w:semiHidden/>
     <w:unhideWhenUsed/>
@@ -1511,9 +2306,9 @@
       <w:spacing w:after="0" w:line="240" w:lineRule="auto"/>
     </w:pPr>
   </w:style>
-  <w:style w:type="character" w:customStyle="1" w:styleId="FooterChar">
-    <w:name w:val="Footer Char"/>
-    <w:basedOn w:val="DefaultParagraphFont"/>
+  <w:style w:type="character" w:customStyle="1" w:styleId="FooterKAR">
+    <w:name w:val="Footer KAR"/>
+    <w:basedOn w:val="FontParagrafDefault"/>
     <w:link w:val="Footer"/>
     <w:uiPriority w:val="99"/>
     <w:semiHidden/>
@@ -1524,10 +2319,10 @@
       <w:lang w:val="id-ID" w:eastAsia="id-ID"/>
     </w:rPr>
   </w:style>
-  <w:style w:type="paragraph" w:styleId="BalloonText">
+  <w:style w:type="paragraph" w:styleId="TeksBalon">
     <w:name w:val="Balloon Text"/>
     <w:basedOn w:val="Normal"/>
-    <w:link w:val="BalloonTextChar"/>
+    <w:link w:val="TeksBalonKAR"/>
     <w:uiPriority w:val="99"/>
     <w:semiHidden/>
     <w:unhideWhenUsed/>
@@ -1541,10 +2336,10 @@
       <w:szCs w:val="16"/>
     </w:rPr>
   </w:style>
-  <w:style w:type="character" w:customStyle="1" w:styleId="BalloonTextChar">
-    <w:name w:val="Balloon Text Char"/>
-    <w:basedOn w:val="DefaultParagraphFont"/>
-    <w:link w:val="BalloonText"/>
+  <w:style w:type="character" w:customStyle="1" w:styleId="TeksBalonKAR">
+    <w:name w:val="Teks Balon KAR"/>
+    <w:basedOn w:val="FontParagrafDefault"/>
+    <w:link w:val="TeksBalon"/>
     <w:uiPriority w:val="99"/>
     <w:semiHidden/>
     <w:rsid w:val="00945935"/>

--- a/Administratif/Borang_1_Pendaftaran_TA/05. [Form B2] Bukti bebas Praktikum.docx
+++ b/Administratif/Borang_1_Pendaftaran_TA/05. [Form B2] Bukti bebas Praktikum.docx
@@ -105,7 +105,7 @@
           <w:szCs w:val="20"/>
           <w:lang w:val="en-US" w:eastAsia="en-US"/>
         </w:rPr>
-        <w:pict>
+        <w:pict w14:anchorId="6DAD8115">
           <v:rect id="_x0000_s1027" style="position:absolute;margin-left:81.2pt;margin-top:13.6pt;width:11.8pt;height:7.6pt;z-index:251661312"/>
         </w:pict>
       </w:r>
@@ -120,7 +120,7 @@
           <w:szCs w:val="20"/>
           <w:lang w:val="en-US" w:eastAsia="en-US"/>
         </w:rPr>
-        <w:pict>
+        <w:pict w14:anchorId="343E066E">
           <v:rect id="_x0000_s1026" style="position:absolute;margin-left:81.1pt;margin-top:1.6pt;width:11.8pt;height:7.6pt;z-index:251660288"/>
         </w:pict>
       </w:r>
@@ -255,7 +255,7 @@
     </w:p>
     <w:tbl>
       <w:tblPr>
-        <w:tblStyle w:val="KisiTabel"/>
+        <w:tblStyle w:val="TableGrid"/>
         <w:tblW w:w="0" w:type="auto"/>
         <w:tblInd w:w="108" w:type="dxa"/>
         <w:tblLook w:val="04A0" w:firstRow="1" w:lastRow="0" w:firstColumn="1" w:lastColumn="0" w:noHBand="0" w:noVBand="1"/>
@@ -976,27 +976,7 @@
                 <w:u w:val="single"/>
                 <w:lang w:val="en-US"/>
               </w:rPr>
-              <w:t xml:space="preserve"> </w:t>
-            </w:r>
-            <w:proofErr w:type="spellStart"/>
-            <w:r>
-              <w:rPr>
-                <w:rFonts w:ascii="Times New Roman" w:hAnsi="Times New Roman"/>
-                <w:color w:val="000000"/>
-                <w:u w:val="single"/>
-                <w:lang w:val="en-US"/>
-              </w:rPr>
-              <w:t>Sistem</w:t>
-            </w:r>
-            <w:proofErr w:type="spellEnd"/>
-            <w:r>
-              <w:rPr>
-                <w:rFonts w:ascii="Times New Roman" w:hAnsi="Times New Roman"/>
-                <w:color w:val="000000"/>
-                <w:u w:val="single"/>
-                <w:lang w:val="en-US"/>
-              </w:rPr>
-              <w:t xml:space="preserve"> Digital                                                       </w:t>
+              <w:t xml:space="preserve"> Sistem Digital                                                       </w:t>
             </w:r>
             <w:r>
               <w:rPr>
@@ -1156,7 +1136,25 @@
                 <w:u w:val="single"/>
                 <w:lang w:val="en-US"/>
               </w:rPr>
-              <w:t xml:space="preserve"> Tenaga Listrik                                          </w:t>
+              <w:t xml:space="preserve"> </w:t>
+            </w:r>
+            <w:r>
+              <w:rPr>
+                <w:rFonts w:ascii="Times New Roman" w:hAnsi="Times New Roman"/>
+                <w:color w:val="000000"/>
+                <w:u w:val="single"/>
+                <w:lang w:val="en-US"/>
+              </w:rPr>
+              <w:t>Embedded</w:t>
+            </w:r>
+            <w:r>
+              <w:rPr>
+                <w:rFonts w:ascii="Times New Roman" w:hAnsi="Times New Roman"/>
+                <w:color w:val="000000"/>
+                <w:u w:val="single"/>
+                <w:lang w:val="en-US"/>
+              </w:rPr>
+              <w:t xml:space="preserve">                                          </w:t>
             </w:r>
             <w:r>
               <w:rPr>
@@ -1227,7 +1225,7 @@
                 <w:u w:val="single"/>
                 <w:lang w:val="en-US"/>
               </w:rPr>
-              <w:t>Sistem</w:t>
+              <w:t>Jaringan</w:t>
             </w:r>
             <w:proofErr w:type="spellEnd"/>
             <w:r>
@@ -1247,7 +1245,7 @@
                 <w:u w:val="single"/>
                 <w:lang w:val="en-US"/>
               </w:rPr>
-              <w:t>Energi</w:t>
+              <w:t>Komputer</w:t>
             </w:r>
             <w:proofErr w:type="spellEnd"/>
             <w:r>
@@ -1257,8 +1255,92 @@
                 <w:u w:val="single"/>
                 <w:lang w:val="en-US"/>
               </w:rPr>
-              <w:t xml:space="preserve">                                                       </w:t>
-            </w:r>
+              <w:tab/>
+            </w:r>
+            <w:r>
+              <w:rPr>
+                <w:rFonts w:ascii="Times New Roman" w:hAnsi="Times New Roman"/>
+                <w:color w:val="000000"/>
+              </w:rPr>
+              <w:t>Lulus /Tidak Lulus*</w:t>
+            </w:r>
+          </w:p>
+          <w:p>
+            <w:pPr>
+              <w:widowControl w:val="0"/>
+              <w:tabs>
+                <w:tab w:val="left" w:pos="5991"/>
+              </w:tabs>
+              <w:autoSpaceDE w:val="0"/>
+              <w:autoSpaceDN w:val="0"/>
+              <w:adjustRightInd w:val="0"/>
+              <w:spacing w:line="240" w:lineRule="auto"/>
+              <w:ind w:left="468"/>
+              <w:jc w:val="both"/>
+              <w:rPr>
+                <w:rFonts w:ascii="Times New Roman" w:hAnsi="Times New Roman"/>
+                <w:color w:val="000000"/>
+              </w:rPr>
+            </w:pPr>
+            <w:r>
+              <w:rPr>
+                <w:rFonts w:ascii="Times New Roman" w:hAnsi="Times New Roman"/>
+                <w:color w:val="000000"/>
+                <w:lang w:val="en-US"/>
+              </w:rPr>
+              <w:t xml:space="preserve">9. </w:t>
+            </w:r>
+            <w:proofErr w:type="spellStart"/>
+            <w:r>
+              <w:rPr>
+                <w:rFonts w:ascii="Times New Roman" w:hAnsi="Times New Roman"/>
+                <w:color w:val="000000"/>
+                <w:u w:val="single"/>
+                <w:lang w:val="en-US"/>
+              </w:rPr>
+              <w:t>Praktikum</w:t>
+            </w:r>
+            <w:proofErr w:type="spellEnd"/>
+            <w:r>
+              <w:rPr>
+                <w:rFonts w:ascii="Times New Roman" w:hAnsi="Times New Roman"/>
+                <w:color w:val="000000"/>
+                <w:u w:val="single"/>
+                <w:lang w:val="en-US"/>
+              </w:rPr>
+              <w:t xml:space="preserve"> </w:t>
+            </w:r>
+            <w:proofErr w:type="spellStart"/>
+            <w:r>
+              <w:rPr>
+                <w:rFonts w:ascii="Times New Roman" w:hAnsi="Times New Roman"/>
+                <w:color w:val="000000"/>
+                <w:u w:val="single"/>
+                <w:lang w:val="en-US"/>
+              </w:rPr>
+              <w:t>Pemrosesan</w:t>
+            </w:r>
+            <w:proofErr w:type="spellEnd"/>
+            <w:r>
+              <w:rPr>
+                <w:rFonts w:ascii="Times New Roman" w:hAnsi="Times New Roman"/>
+                <w:color w:val="000000"/>
+                <w:u w:val="single"/>
+                <w:lang w:val="en-US"/>
+              </w:rPr>
+              <w:t xml:space="preserve"> </w:t>
+            </w:r>
+            <w:proofErr w:type="spellStart"/>
+            <w:r>
+              <w:rPr>
+                <w:rFonts w:ascii="Times New Roman" w:hAnsi="Times New Roman"/>
+                <w:color w:val="000000"/>
+                <w:u w:val="single"/>
+                <w:lang w:val="en-US"/>
+              </w:rPr>
+              <w:t>Paralel</w:t>
+            </w:r>
+            <w:proofErr w:type="spellEnd"/>
             <w:r>
               <w:rPr>
                 <w:rFonts w:ascii="Times New Roman" w:hAnsi="Times New Roman"/>
@@ -1751,7 +1833,7 @@
         <w:lang w:val="en-US" w:eastAsia="en-US"/>
       </w:rPr>
       <w:drawing>
-        <wp:inline distT="0" distB="0" distL="0" distR="0">
+        <wp:inline distT="0" distB="0" distL="0" distR="0" wp14:anchorId="4A5AFAC5" wp14:editId="1F532F29">
           <wp:extent cx="5725795" cy="1428750"/>
           <wp:effectExtent l="19050" t="0" r="8255" b="0"/>
           <wp:docPr id="4" name="Picture 1"/>
@@ -1973,7 +2055,7 @@
     <w:lsdException w:name="Table Web 2" w:semiHidden="1" w:unhideWhenUsed="1"/>
     <w:lsdException w:name="Table Web 3" w:semiHidden="1" w:unhideWhenUsed="1"/>
     <w:lsdException w:name="Balloon Text" w:semiHidden="1" w:unhideWhenUsed="1"/>
-    <w:lsdException w:name="Table Grid" w:semiHidden="1" w:uiPriority="59" w:unhideWhenUsed="1"/>
+    <w:lsdException w:name="Table Grid" w:uiPriority="59"/>
     <w:lsdException w:name="Table Theme" w:semiHidden="1" w:unhideWhenUsed="1"/>
     <w:lsdException w:name="Placeholder Text" w:semiHidden="1"/>
     <w:lsdException w:name="No Spacing" w:uiPriority="1" w:qFormat="1"/>
@@ -2210,13 +2292,13 @@
       <w:lang w:val="id-ID" w:eastAsia="id-ID"/>
     </w:rPr>
   </w:style>
-  <w:style w:type="character" w:default="1" w:styleId="FontParagrafDefault">
+  <w:style w:type="character" w:default="1" w:styleId="DefaultParagraphFont">
     <w:name w:val="Default Paragraph Font"/>
     <w:uiPriority w:val="1"/>
     <w:semiHidden/>
     <w:unhideWhenUsed/>
   </w:style>
-  <w:style w:type="table" w:default="1" w:styleId="TabelNormal">
+  <w:style w:type="table" w:default="1" w:styleId="TableNormal">
     <w:name w:val="Normal Table"/>
     <w:uiPriority w:val="99"/>
     <w:semiHidden/>
@@ -2231,15 +2313,15 @@
       </w:tblCellMar>
     </w:tblPr>
   </w:style>
-  <w:style w:type="numbering" w:default="1" w:styleId="TidakAdaDaftar">
+  <w:style w:type="numbering" w:default="1" w:styleId="NoList">
     <w:name w:val="No List"/>
     <w:uiPriority w:val="99"/>
     <w:semiHidden/>
     <w:unhideWhenUsed/>
   </w:style>
-  <w:style w:type="table" w:styleId="KisiTabel">
+  <w:style w:type="table" w:styleId="TableGrid">
     <w:name w:val="Table Grid"/>
-    <w:basedOn w:val="TabelNormal"/>
+    <w:basedOn w:val="TableNormal"/>
     <w:uiPriority w:val="59"/>
     <w:rsid w:val="00945935"/>
     <w:pPr>
@@ -2264,7 +2346,7 @@
   <w:style w:type="paragraph" w:styleId="Header">
     <w:name w:val="header"/>
     <w:basedOn w:val="Normal"/>
-    <w:link w:val="HeaderKAR"/>
+    <w:link w:val="HeaderChar"/>
     <w:uiPriority w:val="99"/>
     <w:semiHidden/>
     <w:unhideWhenUsed/>
@@ -2277,9 +2359,9 @@
       <w:spacing w:after="0" w:line="240" w:lineRule="auto"/>
     </w:pPr>
   </w:style>
-  <w:style w:type="character" w:customStyle="1" w:styleId="HeaderKAR">
-    <w:name w:val="Header KAR"/>
-    <w:basedOn w:val="FontParagrafDefault"/>
+  <w:style w:type="character" w:customStyle="1" w:styleId="HeaderChar">
+    <w:name w:val="Header Char"/>
+    <w:basedOn w:val="DefaultParagraphFont"/>
     <w:link w:val="Header"/>
     <w:uiPriority w:val="99"/>
     <w:semiHidden/>
@@ -2293,7 +2375,7 @@
   <w:style w:type="paragraph" w:styleId="Footer">
     <w:name w:val="footer"/>
     <w:basedOn w:val="Normal"/>
-    <w:link w:val="FooterKAR"/>
+    <w:link w:val="FooterChar"/>
     <w:uiPriority w:val="99"/>
     <w:semiHidden/>
     <w:unhideWhenUsed/>
@@ -2306,9 +2388,9 @@
       <w:spacing w:after="0" w:line="240" w:lineRule="auto"/>
     </w:pPr>
   </w:style>
-  <w:style w:type="character" w:customStyle="1" w:styleId="FooterKAR">
-    <w:name w:val="Footer KAR"/>
-    <w:basedOn w:val="FontParagrafDefault"/>
+  <w:style w:type="character" w:customStyle="1" w:styleId="FooterChar">
+    <w:name w:val="Footer Char"/>
+    <w:basedOn w:val="DefaultParagraphFont"/>
     <w:link w:val="Footer"/>
     <w:uiPriority w:val="99"/>
     <w:semiHidden/>
@@ -2319,10 +2401,10 @@
       <w:lang w:val="id-ID" w:eastAsia="id-ID"/>
     </w:rPr>
   </w:style>
-  <w:style w:type="paragraph" w:styleId="TeksBalon">
+  <w:style w:type="paragraph" w:styleId="BalloonText">
     <w:name w:val="Balloon Text"/>
     <w:basedOn w:val="Normal"/>
-    <w:link w:val="TeksBalonKAR"/>
+    <w:link w:val="BalloonTextChar"/>
     <w:uiPriority w:val="99"/>
     <w:semiHidden/>
     <w:unhideWhenUsed/>
@@ -2336,10 +2418,10 @@
       <w:szCs w:val="16"/>
     </w:rPr>
   </w:style>
-  <w:style w:type="character" w:customStyle="1" w:styleId="TeksBalonKAR">
-    <w:name w:val="Teks Balon KAR"/>
-    <w:basedOn w:val="FontParagrafDefault"/>
-    <w:link w:val="TeksBalon"/>
+  <w:style w:type="character" w:customStyle="1" w:styleId="BalloonTextChar">
+    <w:name w:val="Balloon Text Char"/>
+    <w:basedOn w:val="DefaultParagraphFont"/>
+    <w:link w:val="BalloonText"/>
     <w:uiPriority w:val="99"/>
     <w:semiHidden/>
     <w:rsid w:val="00945935"/>
